--- a/src/content/bios/Evans-L 2013.docx
+++ b/src/content/bios/Evans-L 2013.docx
@@ -1,6 +1,6 @@
 
 <file path=word/document.xml><?xml version="1.0" encoding="utf-8"?>
-<w:document xmlns:wpc="http://schemas.microsoft.com/office/word/2010/wordprocessingCanvas" xmlns:cx="http://schemas.microsoft.com/office/drawing/2014/chartex" xmlns:cx1="http://schemas.microsoft.com/office/drawing/2015/9/8/chartex" xmlns:cx2="http://schemas.microsoft.com/office/drawing/2015/10/21/chartex" xmlns:cx3="http://schemas.microsoft.com/office/drawing/2016/5/9/chartex" xmlns:cx4="http://schemas.microsoft.com/office/drawing/2016/5/10/chartex" xmlns:cx5="http://schemas.microsoft.com/office/drawing/2016/5/11/chartex" xmlns:cx6="http://schemas.microsoft.com/office/drawing/2016/5/12/chartex" xmlns:cx7="http://schemas.microsoft.com/office/drawing/2016/5/13/chartex" xmlns:cx8="http://schemas.microsoft.com/office/drawing/2016/5/14/chartex" xmlns:mc="http://schemas.openxmlformats.org/markup-compatibility/2006" xmlns:aink="http://schemas.microsoft.com/office/drawing/2016/ink" xmlns:am3d="http://schemas.microsoft.com/office/drawing/2017/model3d" xmlns:o="urn:schemas-microsoft-com:office:office" xmlns:oel="http://schemas.microsoft.com/office/2019/extlst" xmlns:r="http://schemas.openxmlformats.org/officeDocument/2006/relationships" xmlns:m="http://schemas.openxmlformats.org/officeDocument/2006/math" xmlns:v="urn:schemas-microsoft-com:vml" xmlns:wp14="http://schemas.microsoft.com/office/word/2010/wordprocessingDrawing" xmlns:wp="http://schemas.openxmlformats.org/drawingml/2006/wordprocessingDrawing" xmlns:w10="urn:schemas-microsoft-com:office:word" xmlns:w="http://schemas.openxmlformats.org/wordprocessingml/2006/main" xmlns:w14="http://schemas.microsoft.com/office/word/2010/wordml" xmlns:w15="http://schemas.microsoft.com/office/word/2012/wordml" xmlns:w16cex="http://schemas.microsoft.com/office/word/2018/wordml/cex" xmlns:w16cid="http://schemas.microsoft.com/office/word/2016/wordml/cid" xmlns:w16="http://schemas.microsoft.com/office/word/2018/wordml" xmlns:w16du="http://schemas.microsoft.com/office/word/2023/wordml/word16du" xmlns:w16sdtdh="http://schemas.microsoft.com/office/word/2020/wordml/sdtdatahash" xmlns:w16sdtfl="http://schemas.microsoft.com/office/word/2024/wordml/sdtformatlock" xmlns:w16se="http://schemas.microsoft.com/office/word/2015/wordml/symex" xmlns:wpg="http://schemas.microsoft.com/office/word/2010/wordprocessingGroup" xmlns:wpi="http://schemas.microsoft.com/office/word/2010/wordprocessingInk" xmlns:wne="http://schemas.microsoft.com/office/word/2006/wordml" xmlns:wps="http://schemas.microsoft.com/office/word/2010/wordprocessingShape" mc:Ignorable="w14 w15 w16se w16cid w16 w16cex w16sdtdh w16sdtfl w16du wp14">
+<w:document xmlns:wpc="http://schemas.microsoft.com/office/word/2010/wordprocessingCanvas" xmlns:cx="http://schemas.microsoft.com/office/drawing/2014/chartex" xmlns:cx1="http://schemas.microsoft.com/office/drawing/2015/9/8/chartex" xmlns:cx2="http://schemas.microsoft.com/office/drawing/2015/10/21/chartex" xmlns:cx3="http://schemas.microsoft.com/office/drawing/2016/5/9/chartex" xmlns:cx4="http://schemas.microsoft.com/office/drawing/2016/5/10/chartex" xmlns:cx5="http://schemas.microsoft.com/office/drawing/2016/5/11/chartex" xmlns:cx6="http://schemas.microsoft.com/office/drawing/2016/5/12/chartex" xmlns:cx7="http://schemas.microsoft.com/office/drawing/2016/5/13/chartex" xmlns:cx8="http://schemas.microsoft.com/office/drawing/2016/5/14/chartex" xmlns:mc="http://schemas.openxmlformats.org/markup-compatibility/2006" xmlns:m="http://schemas.openxmlformats.org/officeDocument/2006/math" xmlns:aink="http://schemas.microsoft.com/office/drawing/2016/ink" xmlns:am3d="http://schemas.microsoft.com/office/drawing/2017/model3d" xmlns:oel="http://schemas.microsoft.com/office/2019/extlst" xmlns:r="http://schemas.openxmlformats.org/officeDocument/2006/relationships" xmlns:wp14="http://schemas.microsoft.com/office/word/2010/wordprocessingDrawing" xmlns:wp="http://schemas.openxmlformats.org/drawingml/2006/wordprocessingDrawing" xmlns:wpg="http://schemas.microsoft.com/office/word/2010/wordprocessingGroup" xmlns:wpi="http://schemas.microsoft.com/office/word/2010/wordprocessingInk" xmlns:wps="http://schemas.microsoft.com/office/word/2010/wordprocessingShape" xmlns:o="urn:schemas-microsoft-com:office:office" xmlns:v="urn:schemas-microsoft-com:vml" xmlns:w10="urn:schemas-microsoft-com:office:word" xmlns:w="http://schemas.openxmlformats.org/wordprocessingml/2006/main" xmlns:w14="http://schemas.microsoft.com/office/word/2010/wordml" xmlns:w15="http://schemas.microsoft.com/office/word/2012/wordml" xmlns:w16cei="http://schemas.microsoft.com/office/word/2026/wordml/cei" xmlns:w16cex="http://schemas.microsoft.com/office/word/2018/wordml/cex" xmlns:w16cid="http://schemas.microsoft.com/office/word/2016/wordml/cid" xmlns:w16="http://schemas.microsoft.com/office/word/2018/wordml" xmlns:w16sdtdh="http://schemas.microsoft.com/office/word/2020/wordml/sdtdatahash" xmlns:w16sdtfl="http://schemas.microsoft.com/office/word/2024/wordml/sdtformatlock" xmlns:w16se="http://schemas.microsoft.com/office/word/2015/wordml/symex" xmlns:w16du="http://schemas.microsoft.com/office/word/2023/wordml/word16du" xmlns:wne="http://schemas.microsoft.com/office/word/2006/wordml" mc:Ignorable="w14 w15 w16se w16cid w16 w16cex w16sdtdh w16sdtfl w16du wp14">
   <w:body>
     <w:p>
       <w:pPr>
@@ -42,7 +42,29 @@
           <w:szCs w:val="24"/>
           <w:lang w:val="en-GB"/>
         </w:rPr>
-        <w:t>58, was born 13 October 1902 in Sayerville, Texas, United States, and passed away 23 December 1981 in San Antonio, Texas. He was the son of George Washington Evans, railroad foreman, and Lillie Johnson. On 12 September 1925 he married Helen Murphy. They had one son.</w:t>
+        <w:t xml:space="preserve">58, was born 13 October 1902 in </w:t>
+      </w:r>
+      <w:proofErr w:type="spellStart"/>
+      <w:r>
+        <w:rPr>
+          <w:rFonts w:ascii="Times New Roman" w:hAnsi="Times New Roman"/>
+          <w:b/>
+          <w:sz w:val="24"/>
+          <w:szCs w:val="24"/>
+          <w:lang w:val="en-GB"/>
+        </w:rPr>
+        <w:t>Sayerville</w:t>
+      </w:r>
+      <w:proofErr w:type="spellEnd"/>
+      <w:r>
+        <w:rPr>
+          <w:rFonts w:ascii="Times New Roman" w:hAnsi="Times New Roman"/>
+          <w:b/>
+          <w:sz w:val="24"/>
+          <w:szCs w:val="24"/>
+          <w:lang w:val="en-GB"/>
+        </w:rPr>
+        <w:t>, Texas, United States, and passed away 23 December 1981 in San Antonio, Texas. He was the son of George Washington Evans, railroad foreman, and Lillie Johnson. On 12 September 1925 he married Helen Murphy. They had one son.</w:t>
       </w:r>
     </w:p>
     <w:p>
@@ -75,13 +97,13 @@
           <w:noProof/>
           <w:sz w:val="24"/>
           <w:szCs w:val="24"/>
-          <w:lang w:val="en-GB" w:eastAsia="nl-NL"/>
+          <w:lang w:val="en-GB"/>
         </w:rPr>
         <w:drawing>
-          <wp:inline distT="0" distB="0" distL="0" distR="0" wp14:anchorId="2CF7AAEB" wp14:editId="50A3AEA0">
-            <wp:extent cx="1704327" cy="2260600"/>
-            <wp:effectExtent l="0" t="0" r="0" b="0"/>
-            <wp:docPr id="1" name="Afbeelding 1" descr="evans200.jpg"/>
+          <wp:inline distT="0" distB="0" distL="0" distR="0" wp14:anchorId="08D8634C" wp14:editId="00A8620D">
+            <wp:extent cx="2155848" cy="2827798"/>
+            <wp:effectExtent l="0" t="0" r="3175" b="4445"/>
+            <wp:docPr id="438093309" name="Afbeelding 1"/>
             <wp:cNvGraphicFramePr>
               <a:graphicFrameLocks xmlns:a="http://schemas.openxmlformats.org/drawingml/2006/main" noChangeAspect="1"/>
             </wp:cNvGraphicFramePr>
@@ -89,33 +111,29 @@
               <a:graphicData uri="http://schemas.openxmlformats.org/drawingml/2006/picture">
                 <pic:pic xmlns:pic="http://schemas.openxmlformats.org/drawingml/2006/picture">
                   <pic:nvPicPr>
-                    <pic:cNvPr id="0" name="Picture 1" descr="evans200.jpg"/>
-                    <pic:cNvPicPr>
-                      <a:picLocks noChangeAspect="1" noChangeArrowheads="1"/>
-                    </pic:cNvPicPr>
+                    <pic:cNvPr id="438093309" name="Afbeelding 438093309"/>
+                    <pic:cNvPicPr/>
                   </pic:nvPicPr>
                   <pic:blipFill>
-                    <a:blip r:embed="rId7"/>
-                    <a:srcRect/>
+                    <a:blip r:embed="rId7" cstate="print">
+                      <a:extLst>
+                        <a:ext uri="{28A0092B-C50C-407E-A947-70E740481C1C}">
+                          <a14:useLocalDpi xmlns:a14="http://schemas.microsoft.com/office/drawing/2010/main" val="0"/>
+                        </a:ext>
+                      </a:extLst>
+                    </a:blip>
                     <a:stretch>
                       <a:fillRect/>
                     </a:stretch>
                   </pic:blipFill>
-                  <pic:spPr bwMode="auto">
+                  <pic:spPr>
                     <a:xfrm>
                       <a:off x="0" y="0"/>
-                      <a:ext cx="1716138" cy="2276266"/>
+                      <a:ext cx="2174405" cy="2852139"/>
                     </a:xfrm>
                     <a:prstGeom prst="rect">
                       <a:avLst/>
                     </a:prstGeom>
-                    <a:noFill/>
-                    <a:ln w="9525">
-                      <a:noFill/>
-                      <a:miter lim="800000"/>
-                      <a:headEnd/>
-                      <a:tailEnd/>
-                    </a:ln>
                   </pic:spPr>
                 </pic:pic>
               </a:graphicData>
@@ -123,21 +141,13 @@
           </wp:inline>
         </w:drawing>
       </w:r>
-      <w:r>
-        <w:rPr>
-          <w:rFonts w:ascii="Times New Roman" w:hAnsi="Times New Roman"/>
-          <w:sz w:val="24"/>
-          <w:szCs w:val="24"/>
-          <w:lang w:val="en-GB"/>
-        </w:rPr>
-        <w:t xml:space="preserve">  </w:t>
-      </w:r>
     </w:p>
     <w:p>
       <w:pPr>
         <w:pStyle w:val="Normaalweb"/>
         <w:shd w:val="clear" w:color="auto" w:fill="FFFFFF"/>
         <w:spacing w:before="0" w:beforeAutospacing="0" w:after="0" w:afterAutospacing="0"/>
+        <w:jc w:val="both"/>
         <w:textAlignment w:val="baseline"/>
         <w:rPr>
           <w:highlight w:val="yellow"/>
@@ -156,21 +166,25 @@
         </w:rPr>
         <w:t xml:space="preserve"> </w:t>
       </w:r>
-      <w:hyperlink r:id="rId8" w:history="1">
-        <w:r>
-          <w:rPr>
-            <w:rStyle w:val="Hyperlink"/>
-            <w:u w:val="none"/>
-            <w:lang w:val="en-GB"/>
-          </w:rPr>
-          <w:t>www.unesco.org/new/en/unesco/about-us/who-we-are/history/directors-general/luther-evans/</w:t>
-        </w:r>
-      </w:hyperlink>
-      <w:r>
-        <w:rPr>
-          <w:lang w:val="en-GB"/>
-        </w:rPr>
-        <w:t xml:space="preserve"> </w:t>
+      <w:r>
+        <w:rPr>
+          <w:lang w:val="en-GB"/>
+        </w:rPr>
+        <w:t xml:space="preserve">Evans, 1958, The Brazilian National Archives, Public Domain / </w:t>
+      </w:r>
+      <w:proofErr w:type="spellStart"/>
+      <w:r>
+        <w:rPr>
+          <w:lang w:val="en-GB"/>
+        </w:rPr>
+        <w:t>Arquivo</w:t>
+      </w:r>
+      <w:proofErr w:type="spellEnd"/>
+      <w:r>
+        <w:rPr>
+          <w:lang w:val="en-GB"/>
+        </w:rPr>
+        <w:t xml:space="preserve"> National Collection</w:t>
       </w:r>
     </w:p>
     <w:p>
@@ -200,7 +214,83 @@
         <w:rPr>
           <w:lang w:val="en-GB"/>
         </w:rPr>
-        <w:t>Evans was born into a modest Methodist family on his grandmother’s farm near Sayerville. Before graduating from high school he worked six months a year in the cotton fields of his family’s farm. He studied political science at the University of Texas and received his Bachelors degree in 1923 and his Masters degree in 1924. Following a summer in Europe, where he visited the League of Nations, Evans went to Stanford University, where he received a PhD in political science in 1927. Both his Masters thesis and his doctoral dissertation discussed the mandate system of the League of Nations, which shows an early interest in international organization and multilateralism. At Stanford he also served as an instructor in citizenship. In 1925 he married Helen Murphy, a University of Texas classmate. From 1927 to 1935 Evans taught political science at, respectively, New York University, Dartmouth College and Princeton University. When he met Harry Hopkins, advisor to</w:t>
+        <w:t xml:space="preserve">Evans was born into a modest Methodist family on his grandmother’s farm near </w:t>
+      </w:r>
+      <w:proofErr w:type="spellStart"/>
+      <w:r>
+        <w:rPr>
+          <w:lang w:val="en-GB"/>
+        </w:rPr>
+        <w:t>Sayerville</w:t>
+      </w:r>
+      <w:proofErr w:type="spellEnd"/>
+      <w:r>
+        <w:rPr>
+          <w:lang w:val="en-GB"/>
+        </w:rPr>
+        <w:t xml:space="preserve">. Before graduating from high </w:t>
+      </w:r>
+      <w:proofErr w:type="gramStart"/>
+      <w:r>
+        <w:rPr>
+          <w:lang w:val="en-GB"/>
+        </w:rPr>
+        <w:t>school</w:t>
+      </w:r>
+      <w:proofErr w:type="gramEnd"/>
+      <w:r>
+        <w:rPr>
+          <w:lang w:val="en-GB"/>
+        </w:rPr>
+        <w:t xml:space="preserve"> he worked six months a year in the cotton fields of his family’s farm. He studied political science at the University of Texas and received his </w:t>
+      </w:r>
+      <w:proofErr w:type="spellStart"/>
+      <w:proofErr w:type="gramStart"/>
+      <w:r>
+        <w:rPr>
+          <w:lang w:val="en-GB"/>
+        </w:rPr>
+        <w:t>Bachelors</w:t>
+      </w:r>
+      <w:proofErr w:type="spellEnd"/>
+      <w:proofErr w:type="gramEnd"/>
+      <w:r>
+        <w:rPr>
+          <w:lang w:val="en-GB"/>
+        </w:rPr>
+        <w:t xml:space="preserve"> degree in 1923 and his </w:t>
+      </w:r>
+      <w:proofErr w:type="spellStart"/>
+      <w:proofErr w:type="gramStart"/>
+      <w:r>
+        <w:rPr>
+          <w:lang w:val="en-GB"/>
+        </w:rPr>
+        <w:t>Masters</w:t>
+      </w:r>
+      <w:proofErr w:type="spellEnd"/>
+      <w:proofErr w:type="gramEnd"/>
+      <w:r>
+        <w:rPr>
+          <w:lang w:val="en-GB"/>
+        </w:rPr>
+        <w:t xml:space="preserve"> degree in 1924. Following a summer in Europe, where he visited the League of Nations, Evans went to Stanford University, where he received a PhD in political science in 1927. Both his </w:t>
+      </w:r>
+      <w:proofErr w:type="spellStart"/>
+      <w:proofErr w:type="gramStart"/>
+      <w:r>
+        <w:rPr>
+          <w:lang w:val="en-GB"/>
+        </w:rPr>
+        <w:t>Masters</w:t>
+      </w:r>
+      <w:proofErr w:type="spellEnd"/>
+      <w:proofErr w:type="gramEnd"/>
+      <w:r>
+        <w:rPr>
+          <w:lang w:val="en-GB"/>
+        </w:rPr>
+        <w:t xml:space="preserve"> thesis and his doctoral dissertation discussed the mandate system of the League of Nations, which shows an early interest in international organization and multilateralism. At Stanford he also served as an instructor in citizenship. In 1925 he married Helen Murphy, a University of Texas classmate. From 1927 to 1935 Evans taught political science at, respectively, New York University, Dartmouth College and Princeton University. When he met Harry Hopkins, advisor to</w:t>
       </w:r>
       <w:r>
         <w:rPr>
@@ -285,14 +375,28 @@
         <w:rPr>
           <w:lang w:val="en-GB"/>
         </w:rPr>
-        <w:t xml:space="preserve">In the autumn of 1939 his political connections brought Evans to the attention of the newly appointed Librarian of Congress, Archibald MacLeish, who offered him the job of Director of the Legislative Reference Service of the Library of Congress. Evans quickly became MacLeish’s principal lieutenant and within less than a year he became Chief Assistant Librarian (1940-1945) and managed a major administrative reorganization of the institution. During MacLeish’s frequent absences, as advisor to the President, he served as Acting Librarian of Congress. When MacLeish resigned to become Assistant Secretary of State, President Harry S Truman appointed Evans as the tenth Librarian of Congress, and he held this position from 1945 to 1953. Evans continued MacLeish’s efforts of contributing to the cultural and scholarly life of the nation and promoted the Library of Congress as a leader and partner among American libraries. During his tenure Evans greatly expanded the library’s collection and </w:t>
+        <w:t xml:space="preserve">In the </w:t>
+      </w:r>
+      <w:proofErr w:type="gramStart"/>
+      <w:r>
+        <w:rPr>
+          <w:lang w:val="en-GB"/>
+        </w:rPr>
+        <w:t>autumn of 1939</w:t>
+      </w:r>
+      <w:proofErr w:type="gramEnd"/>
+      <w:r>
+        <w:rPr>
+          <w:lang w:val="en-GB"/>
+        </w:rPr>
+        <w:t xml:space="preserve"> his political connections brought Evans to the attention of the newly appointed Librarian of Congress, Archibald MacLeish, who offered him the job of Director of the Legislative Reference Service of the Library of Congress. Evans quickly became MacLeish’s principal lieutenant and within less than a year he became Chief Assistant Librarian (1940-1945) and managed a major administrative reorganization of the institution. During MacLeish’s frequent absences, as advisor to the President, he served as Acting Librarian of Congress. When MacLeish resigned to become Assistant Secretary of State, President Harry S Truman appointed Evans as the tenth Librarian of Congress, and he held this position from </w:t>
       </w:r>
       <w:r>
         <w:rPr>
           <w:lang w:val="en-GB"/>
         </w:rPr>
         <w:lastRenderedPageBreak/>
-        <w:t>opposed</w:t>
+        <w:t>1945 to 1953. Evans continued MacLeish’s efforts of contributing to the cultural and scholarly life of the nation and promoted the Library of Congress as a leader and partner among American libraries. During his tenure Evans greatly expanded the library’s collection and opposed</w:t>
       </w:r>
       <w:r>
         <w:rPr>
@@ -301,7 +405,7 @@
         </w:rPr>
         <w:t> </w:t>
       </w:r>
-      <w:hyperlink r:id="rId9" w:tooltip="Censorship" w:history="1">
+      <w:hyperlink r:id="rId8" w:tooltip="Censorship" w:history="1">
         <w:r>
           <w:rPr>
             <w:rStyle w:val="Hyperlink"/>
@@ -325,7 +429,7 @@
         </w:rPr>
         <w:t>of the library’s holdings. Opposition in Congress often hindered his action. When he asked Congress to nearly double the Library’s budget in 1947, an economy-minded Congress rejected his request. He also tried to establish an international role for the Library, which he believed should be ‘a powerful instrument of peace and progress’ (</w:t>
       </w:r>
-      <w:hyperlink r:id="rId10" w:history="1">
+      <w:hyperlink r:id="rId9" w:history="1">
         <w:r>
           <w:rPr>
             <w:rStyle w:val="Hyperlink"/>
@@ -353,7 +457,21 @@
         <w:rPr>
           <w:lang w:val="en-GB"/>
         </w:rPr>
-        <w:t>Among his important acquisitions and bibliographical achievements were a Library of Congress mission to Europe in order to obtain multiple copies of European publications on the wartime period, microfilming projects in the Middle East, and leadership in developing the so-called Farmington Plan, a cooperative acquisition effort among research libraries. Well-versed in</w:t>
+        <w:t xml:space="preserve">Among his important acquisitions and bibliographical achievements were a Library of Congress mission to Europe </w:t>
+      </w:r>
+      <w:proofErr w:type="gramStart"/>
+      <w:r>
+        <w:rPr>
+          <w:lang w:val="en-GB"/>
+        </w:rPr>
+        <w:t>in order to</w:t>
+      </w:r>
+      <w:proofErr w:type="gramEnd"/>
+      <w:r>
+        <w:rPr>
+          <w:lang w:val="en-GB"/>
+        </w:rPr>
+        <w:t xml:space="preserve"> obtain multiple copies of European publications on the wartime period, microfilming projects in the Middle East, and leadership in developing the so-called Farmington Plan, a cooperative acquisition effort among research libraries. Well-versed in</w:t>
       </w:r>
       <w:r>
         <w:rPr>
@@ -366,7 +484,21 @@
         <w:rPr>
           <w:lang w:val="en-GB"/>
         </w:rPr>
-        <w:t>international relations, he returned a number of manuscripts to their countries of origin, among them the Lincoln Cathedral’s copy of the Magna Carta, which was housed at the Library of Congress during the war and returned to British diplomat John Balfour in January 1946. In connection with the United Nations Educational, Scientific and Cultural Organization (UNESCO)</w:t>
+        <w:t xml:space="preserve">international relations, he returned </w:t>
+      </w:r>
+      <w:proofErr w:type="gramStart"/>
+      <w:r>
+        <w:rPr>
+          <w:lang w:val="en-GB"/>
+        </w:rPr>
+        <w:t>a number of</w:t>
+      </w:r>
+      <w:proofErr w:type="gramEnd"/>
+      <w:r>
+        <w:rPr>
+          <w:lang w:val="en-GB"/>
+        </w:rPr>
+        <w:t xml:space="preserve"> manuscripts to their countries of origin, among them the Lincoln Cathedral’s copy of the Magna Carta, which was housed at the Library of Congress during the war and returned to British diplomat John Balfour in January 1946. In connection with the United Nations Educational, Scientific and Cultural Organization (UNESCO)</w:t>
       </w:r>
       <w:r>
         <w:rPr>
@@ -379,7 +511,35 @@
         <w:rPr>
           <w:lang w:val="en-GB"/>
         </w:rPr>
-        <w:t xml:space="preserve">he helped draft the Universal Copyright Convention in Geneva in 1952. Assistant Librarian of Congress Verner W. Clapp asserted that Evans invented the phrase ‘bibliographical control’. He had an open management style, frequently consulted his department directors and mixed freely with the staff. Evans strongly believed in the principle of a free flow of information. In the period of McCarthyism he was one of the few government officials who resisted this political pressure and in 1952 hired an administrator whom the State Department had just dismissed as being a ‘security risk’. Evans’ actions and ambitions with regard to the Library, as well as his aggressive and opinionated style, made him a controversial Librarian of Congress, earning the ire of many members of Congress. </w:t>
+        <w:t xml:space="preserve">he helped draft the Universal Copyright Convention in Geneva in 1952. Assistant Librarian of Congress Verner W. Clapp asserted that Evans invented the phrase ‘bibliographical control’. He had an open management style, frequently consulted his department directors and mixed freely with the staff. Evans strongly believed in the principle of a free flow of information. In the period of </w:t>
+      </w:r>
+      <w:proofErr w:type="gramStart"/>
+      <w:r>
+        <w:rPr>
+          <w:lang w:val="en-GB"/>
+        </w:rPr>
+        <w:t>McCarthyism</w:t>
+      </w:r>
+      <w:proofErr w:type="gramEnd"/>
+      <w:r>
+        <w:rPr>
+          <w:lang w:val="en-GB"/>
+        </w:rPr>
+        <w:t xml:space="preserve"> he was one of the few government officials who resisted this political pressure and in 1952 hired an administrator whom the State Department had just dismissed as being a ‘security risk’. Evans’ actions and ambitions </w:t>
+      </w:r>
+      <w:proofErr w:type="gramStart"/>
+      <w:r>
+        <w:rPr>
+          <w:lang w:val="en-GB"/>
+        </w:rPr>
+        <w:t>with regard to</w:t>
+      </w:r>
+      <w:proofErr w:type="gramEnd"/>
+      <w:r>
+        <w:rPr>
+          <w:lang w:val="en-GB"/>
+        </w:rPr>
+        <w:t xml:space="preserve"> the Library, as well as his aggressive and opinionated style, made him a controversial Librarian of Congress, earning the ire of many members of Congress. </w:t>
       </w:r>
     </w:p>
     <w:p>
@@ -410,7 +570,21 @@
         <w:rPr>
           <w:lang w:val="en-GB"/>
         </w:rPr>
-        <w:t xml:space="preserve"> General Conference and represented the US in the UNESCO Executive Board between 1949 and 1953. In 1945 he supported the UNESCO declaration on the free flow of information, and, in 1950, the UNESCO decision to give all possible aid and assistance to the United Nations (UN) action in Korea, in the context of the Korean War. Already in 1946 he was one of the first members of the US National Commission for UNESCO and in 1952 became its president. He was acquainted with UNESCO’s second Director-General, Jaime Torres Bodet, whom he had met in Mexico during a trip for the </w:t>
+        <w:t xml:space="preserve"> General Conference and represented the US in the UNESCO Executive Board between 1949 and 1953. In 1945 he supported the UNESCO declaration on the free flow of information, and, in 1950, the UNESCO decision to give all possible aid and assistance to the United Nations (UN) action in Korea, in the context of the Korean War. Already in </w:t>
+      </w:r>
+      <w:proofErr w:type="gramStart"/>
+      <w:r>
+        <w:rPr>
+          <w:lang w:val="en-GB"/>
+        </w:rPr>
+        <w:t>1946</w:t>
+      </w:r>
+      <w:proofErr w:type="gramEnd"/>
+      <w:r>
+        <w:rPr>
+          <w:lang w:val="en-GB"/>
+        </w:rPr>
+        <w:t xml:space="preserve"> he was one of the first members of the US National Commission for UNESCO and in 1952 became its president. He was acquainted with UNESCO’s second Director-General, Jaime Torres Bodet, whom he had met in Mexico during a trip for the </w:t>
       </w:r>
       <w:r>
         <w:rPr>
@@ -423,14 +597,56 @@
         <w:rPr>
           <w:lang w:val="en-GB"/>
         </w:rPr>
-        <w:t xml:space="preserve"> in 1946. In 1953 Evans resigned from the Library of Congress to accept the position as UNESCO’s third Director-General (and thus far is the only American to have held this position). On 1 July 1953 he was elected by 39 votes against 17, winning over the Brazilian scientist Paul de Berrêdo Carneiro, who represented the developing countries. His election was a ‘universal surprise’, according to former UNESCO staff member Emile Delavenay (1992: 373), in particular for the US delegation, as the US government had not supported his candidacy. His candidacy for this post may be explained by the fact that a Republican President, Dwight D. Eisenhower, had recently won office and this could have made Evans, as a Democrat, vulnerable at the Library of Congress. While UNESCO was divided into ‘Latin’ (mainly France) and ‘Anglo-Saxon’ clans, members of the former, among them Jean Piaget, opposed his election. During Evans’ entire term in office French intellectuals such as Executive Council member Henri Laugier and UNESCO staff members Delavenay and Jean Thomas competed with him. Hence Evans felt uncomfortable with the French, who favoured intellectual and scientific activities, compared to the Anglo-Saxon penchant for wide-scale educational projects. Unlike Torres Bodet, who used to speak in French and had surrounded himself with French collaborators, Evans spoke only in English and preferred Anglo-American collaborators. As a result French staff members were marginalized. As Evans could not get along with Under Director-General René Maheu, he </w:t>
+        <w:t xml:space="preserve"> in 1946. In 1953 Evans resigned from the Library of Congress to accept the position as UNESCO’s third Director-General (and thus far is the only American to have held this position). On 1 July 1953 he was elected by 39 votes against 17, winning over the Brazilian scientist Paul de Berrêdo Carneiro, who represented the developing countries. His election was a ‘universal surprise’, according to former UNESCO staff member Emile Delavenay (1992: 373), </w:t>
+      </w:r>
+      <w:proofErr w:type="gramStart"/>
+      <w:r>
+        <w:rPr>
+          <w:lang w:val="en-GB"/>
+        </w:rPr>
+        <w:t>in particular for</w:t>
+      </w:r>
+      <w:proofErr w:type="gramEnd"/>
+      <w:r>
+        <w:rPr>
+          <w:lang w:val="en-GB"/>
+        </w:rPr>
+        <w:t xml:space="preserve"> the US delegation, as the US government had not supported his candidacy. His candidacy for this post may be explained by the fact that a Republican President, Dwight D. Eisenhower, had recently won office and this could have made Evans, as a Democrat, vulnerable at the Library of Congress. While UNESCO was divided into ‘Latin’ (mainly France) and ‘Anglo-Saxon’ clans, members of the former, among them Jean Piaget, opposed his election. During Evans’ entire term in office French intellectuals such as Executive Council member Henri Laugier and UNESCO staff members </w:t>
+      </w:r>
+      <w:proofErr w:type="spellStart"/>
+      <w:r>
+        <w:rPr>
+          <w:lang w:val="en-GB"/>
+        </w:rPr>
+        <w:t>Delavenay</w:t>
+      </w:r>
+      <w:proofErr w:type="spellEnd"/>
+      <w:r>
+        <w:rPr>
+          <w:lang w:val="en-GB"/>
+        </w:rPr>
+        <w:t xml:space="preserve"> and Jean Thomas competed with him. Hence Evans felt uncomfortable with the French, who favoured intellectual and scientific activities, compared to the Anglo-Saxon penchant for wide-scale educational projects. Unlike Torres Bodet, who used to speak in French and had surrounded himself with French collaborators, Evans spoke only in </w:t>
       </w:r>
       <w:r>
         <w:rPr>
           <w:lang w:val="en-GB"/>
         </w:rPr>
         <w:lastRenderedPageBreak/>
-        <w:t>decided to exile him by appointing him as UNESCO representative to the UN in New York in 195</w:t>
+        <w:t xml:space="preserve">English and preferred Anglo-American collaborators. As a </w:t>
+      </w:r>
+      <w:proofErr w:type="gramStart"/>
+      <w:r>
+        <w:rPr>
+          <w:lang w:val="en-GB"/>
+        </w:rPr>
+        <w:t>result</w:t>
+      </w:r>
+      <w:proofErr w:type="gramEnd"/>
+      <w:r>
+        <w:rPr>
+          <w:lang w:val="en-GB"/>
+        </w:rPr>
+        <w:t xml:space="preserve"> French staff members were marginalized. As Evans could not get along with Under Director-General René Maheu, he decided to exile him by appointing him as UNESCO representative to the UN in New York in 195</w:t>
       </w:r>
       <w:r>
         <w:rPr>
@@ -460,7 +676,49 @@
         <w:rPr>
           <w:lang w:val="en-GB"/>
         </w:rPr>
-        <w:t xml:space="preserve">Evans’ style of leading the organization contrasted sharply with that of his predecessors. He was a pragmatic manager, preoccupied with decent administration, good governance and solid efficiency. In his first speech as Director-General Evans declared his aim to serve UNESCO not as an idealist but as a professional administrator, requiring immediate and practical results. Reluctant to accept big ideas and conceptualizations he opposed the idea of a one world culture to be shaped by UNESCO, as was promoted during the years 1945-1948. As a result his term in office contrasted with UNESCO’s early period. Evans wanted to promote the development of social sciences within UNESCO, but found the US government opposed to this. He also was in favour of technical assistance, but believed that UNESCO could act only as a catalyst through limited action. He developed UNESCO’s technical assistance and educational programmes for developing countries in the spirit of Truman’s inaugural address of 20 January 1949, in which ‘point four’ underlined the importance of technical aid to development. However, during his term the developing states successfully demanded more technical assistance and pressured UNESCO to set up regional bureaus, a strategy Evans himself opposed. During his term in office UNESCO became more politicized for three reasons. First, the Soviet Union became a UNESCO member in 1953, opening another arena for tension between the two great powers and their allies. Second, a reform of the status of Executive Council members in 1954 meant that representatives of governments replaced the generally more independent intellectuals. Third, American McCarthyism struck UNESCO. </w:t>
+        <w:t xml:space="preserve">Evans’ style of leading the organization contrasted sharply with that of his predecessors. He was a pragmatic manager, preoccupied with decent administration, good governance and solid efficiency. In his first speech as Director-General Evans declared his aim to serve UNESCO not as an idealist but as a professional administrator, requiring immediate and practical results. Reluctant to accept big ideas and conceptualizations he opposed the idea of a one world culture to be shaped by UNESCO, as was promoted during the years 1945-1948. As a </w:t>
+      </w:r>
+      <w:proofErr w:type="gramStart"/>
+      <w:r>
+        <w:rPr>
+          <w:lang w:val="en-GB"/>
+        </w:rPr>
+        <w:t>result</w:t>
+      </w:r>
+      <w:proofErr w:type="gramEnd"/>
+      <w:r>
+        <w:rPr>
+          <w:lang w:val="en-GB"/>
+        </w:rPr>
+        <w:t xml:space="preserve"> his term in office contrasted with UNESCO’s early period. Evans wanted to promote the development of social sciences within </w:t>
+      </w:r>
+      <w:proofErr w:type="gramStart"/>
+      <w:r>
+        <w:rPr>
+          <w:lang w:val="en-GB"/>
+        </w:rPr>
+        <w:t>UNESCO, but</w:t>
+      </w:r>
+      <w:proofErr w:type="gramEnd"/>
+      <w:r>
+        <w:rPr>
+          <w:lang w:val="en-GB"/>
+        </w:rPr>
+        <w:t xml:space="preserve"> found the US government opposed to this. He also was in favour of technical </w:t>
+      </w:r>
+      <w:proofErr w:type="gramStart"/>
+      <w:r>
+        <w:rPr>
+          <w:lang w:val="en-GB"/>
+        </w:rPr>
+        <w:t>assistance, but</w:t>
+      </w:r>
+      <w:proofErr w:type="gramEnd"/>
+      <w:r>
+        <w:rPr>
+          <w:lang w:val="en-GB"/>
+        </w:rPr>
+        <w:t xml:space="preserve"> believed that UNESCO could act only as a catalyst through limited action. He developed UNESCO’s technical assistance and educational programmes for developing countries in the spirit of Truman’s inaugural address of 20 January 1949, in which ‘point four’ underlined the importance of technical aid to development. However, during his term the developing states successfully demanded more technical assistance and pressured UNESCO to set up regional bureaus, a strategy Evans himself opposed. During his term in office UNESCO became more politicized for three reasons. First, the Soviet Union became a UNESCO member in 1953, opening another arena for tension between the two great powers and their allies. Second, a reform of the status of Executive Council members in 1954 meant that representatives of governments replaced the generally more independent intellectuals. Third, American McCarthyism struck UNESCO. </w:t>
       </w:r>
       <w:r>
         <w:rPr>
@@ -473,7 +731,49 @@
         <w:rPr>
           <w:lang w:val="en-GB"/>
         </w:rPr>
-        <w:t>In November 1952 the so-called McCarran Committee, established by the Senate to investigate America’s internal security and headed by the sturdily anti-New Deal and anticommunist Senator Patrick McCarran, asked UNESCO for a list of American UNESCO staff members, followed by an executive decree of the American president on 9 January 1953 requesting the Director-General to furnish more information on these persons. However, this decree contradicted UNESCO’s constitutional act, which does not permit the Director-General to receive instructions from governments. UNESCO’s staff and Executive Council members firmly opposed these American interventions. Across June and July 1953 the US government threatened to suspend the payment of its contribution to UNESCO and fifteen American staff members were invited to attend the McCarran Committee. When eight of them refused to do so, the McCarran Committee demanded that Evans dismiss them. Evans found himself in a difficult position as an American citizen and under pressure from both the US political institutions and his Executive Council. Eventually, in December 1954, having long hesitated, he accepted the new political reality. But unlike his behaviour while Librarian of Congress, he decided to dismiss seven of the eight holdouts, much to the chagrin of the UNESCO staff, member-state representatives at the General Conference and the Executive Council. In September 1954 the Administrative Court of the International Labour Organization condemned this dismissal, following a judicial action by the UNESCO staff association, and in 1956 the International Court of Justice confirmed the judgement of the ILO’s Administrative Court. UNESCO was instructed to pay significant compensatory allowances to the seven dismissed staff members.</w:t>
+        <w:t xml:space="preserve">In November 1952 the so-called McCarran Committee, established by the Senate to investigate America’s internal security and headed by the sturdily anti-New Deal and </w:t>
+      </w:r>
+      <w:proofErr w:type="spellStart"/>
+      <w:r>
+        <w:rPr>
+          <w:lang w:val="en-GB"/>
+        </w:rPr>
+        <w:t>anticommunist</w:t>
+      </w:r>
+      <w:proofErr w:type="spellEnd"/>
+      <w:r>
+        <w:rPr>
+          <w:lang w:val="en-GB"/>
+        </w:rPr>
+        <w:t xml:space="preserve"> Senator Patrick McCarran, asked UNESCO for a list of American UNESCO staff members, followed by an executive decree of the American president on 9 January 1953 requesting the Director-General to furnish more information on these persons. However, this decree contradicted UNESCO’s constitutional act, which does not permit the Director-General to receive instructions from governments. UNESCO’s staff and Executive Council members firmly opposed these American interventions. Across June and </w:t>
+      </w:r>
+      <w:proofErr w:type="gramStart"/>
+      <w:r>
+        <w:rPr>
+          <w:lang w:val="en-GB"/>
+        </w:rPr>
+        <w:t>July 1953</w:t>
+      </w:r>
+      <w:proofErr w:type="gramEnd"/>
+      <w:r>
+        <w:rPr>
+          <w:lang w:val="en-GB"/>
+        </w:rPr>
+        <w:t xml:space="preserve"> the US government threatened to suspend the payment of its contribution to </w:t>
+      </w:r>
+      <w:proofErr w:type="gramStart"/>
+      <w:r>
+        <w:rPr>
+          <w:lang w:val="en-GB"/>
+        </w:rPr>
+        <w:t>UNESCO</w:t>
+      </w:r>
+      <w:proofErr w:type="gramEnd"/>
+      <w:r>
+        <w:rPr>
+          <w:lang w:val="en-GB"/>
+        </w:rPr>
+        <w:t xml:space="preserve"> and fifteen American staff members were invited to attend the McCarran Committee. When eight of them refused to do so, the McCarran Committee demanded that Evans dismiss them. Evans found himself in a difficult position as an American citizen and under pressure from both the US political institutions and his Executive Council. Eventually, in December 1954, having long hesitated, he accepted the new political reality. But unlike his behaviour while Librarian of Congress, he decided to dismiss seven of the eight holdouts, much to the chagrin of the UNESCO staff, member-state representatives at the General Conference and the Executive Council. In September 1954 the Administrative Court of the International Labour Organization condemned this dismissal, following a judicial action by the UNESCO staff association, and in 1956 the International Court of Justice confirmed the judgement of the ILO’s Administrative Court. UNESCO was instructed to pay significant compensatory allowances to the seven dismissed staff members.</w:t>
       </w:r>
     </w:p>
     <w:p>
@@ -505,7 +805,14 @@
         <w:rPr>
           <w:lang w:val="en-GB"/>
         </w:rPr>
-        <w:t xml:space="preserve">n 1955 he made an official trip to the Soviet Union, which impressed him. This positive view </w:t>
+        <w:t xml:space="preserve">n 1955 he made an official trip to </w:t>
+      </w:r>
+      <w:r>
+        <w:rPr>
+          <w:lang w:val="en-GB"/>
+        </w:rPr>
+        <w:lastRenderedPageBreak/>
+        <w:t xml:space="preserve">the Soviet Union, which impressed him. This positive view </w:t>
       </w:r>
       <w:r>
         <w:rPr>
@@ -518,14 +825,7 @@
         <w:rPr>
           <w:lang w:val="en-GB"/>
         </w:rPr>
-        <w:t xml:space="preserve">. President Eisenhower and Secretary of State John </w:t>
-      </w:r>
-      <w:r>
-        <w:rPr>
-          <w:lang w:val="en-GB"/>
-        </w:rPr>
-        <w:lastRenderedPageBreak/>
-        <w:t xml:space="preserve">Foster Dulles refused to meet with him and his relationships with American Executive Council members were not easy either. Because </w:t>
+        <w:t xml:space="preserve">. President Eisenhower and Secretary of State John Foster Dulles refused to meet with him and his relationships with American Executive Council members were not easy either. Because </w:t>
       </w:r>
       <w:r>
         <w:rPr>
@@ -583,7 +883,21 @@
         <w:rPr>
           <w:lang w:val="en-GB"/>
         </w:rPr>
-        <w:t>Evans returned from Paris to Texas and soon became the director of a Brookings Institution survey which recommended ways to coordinate the planning and operation of federal libraries. A suggestion in his report showed that he still held strong and controversial views, as he called for the transfer of the Library of Congress to the government’s executive branch, where he felt it would obtain the support it deserved. He also directed a study for the National Education Association on the implications of automation on education. From 1962 to 1971, Evans was Director of the International and Legal Collections of Columbia University Library, and helped develop a new library for the School of International Affairs. He remained active in international peace issues. He became president of World Federalists, U.S.A. (1970-1976), and played an active role in groups such as the American Civil Liberties Union and the United Nations Association. He directed the US Committee on Refugees and set up a US citizen’s lobby on international issues called</w:t>
+        <w:t xml:space="preserve">Evans returned from Paris to Texas and soon became the director of a Brookings Institution survey which recommended ways to coordinate the planning and operation of federal libraries. A suggestion in his report showed that he still held strong and controversial views, as he called for the transfer of the Library of Congress to the government’s executive branch, where he felt it would obtain the support it deserved. He also directed a study for the National Education Association on the implications of automation on education. From 1962 to 1971, Evans was Director of the International and Legal Collections of Columbia University </w:t>
+      </w:r>
+      <w:proofErr w:type="gramStart"/>
+      <w:r>
+        <w:rPr>
+          <w:lang w:val="en-GB"/>
+        </w:rPr>
+        <w:t>Library, and</w:t>
+      </w:r>
+      <w:proofErr w:type="gramEnd"/>
+      <w:r>
+        <w:rPr>
+          <w:lang w:val="en-GB"/>
+        </w:rPr>
+        <w:t xml:space="preserve"> helped develop a new library for the School of International Affairs. He remained active in international peace issues. He became president of World Federalists, U.S.A. (1970-1976), and played an active role in groups such as the American Civil Liberties Union and the United Nations Association. He directed the US Committee on Refugees and set up a US citizen’s lobby on international issues called</w:t>
       </w:r>
       <w:r>
         <w:rPr>
@@ -592,7 +906,7 @@
         </w:rPr>
         <w:t> </w:t>
       </w:r>
-      <w:hyperlink r:id="rId11" w:tooltip="New Directions (non-profit organization) (page does not exist)" w:history="1">
+      <w:hyperlink r:id="rId10" w:tooltip="New Directions (non-profit organization) (page does not exist)" w:history="1">
         <w:r>
           <w:rPr>
             <w:rStyle w:val="Hyperlink"/>
@@ -669,9 +983,31 @@
           <w:shd w:val="clear" w:color="auto" w:fill="FFFFFF"/>
           <w:lang w:val="en-GB"/>
         </w:rPr>
-        <w:t xml:space="preserve">Luther Harris Evans Papers, 1923-1989, in Briscoe Center for American History, The University of Texas at Austin, Austin, US, </w:t>
-      </w:r>
-      <w:hyperlink r:id="rId12" w:history="1">
+        <w:t xml:space="preserve">Luther Harris Evans Papers, 1923-1989, in Briscoe </w:t>
+      </w:r>
+      <w:proofErr w:type="spellStart"/>
+      <w:r>
+        <w:rPr>
+          <w:rFonts w:ascii="Times New Roman" w:hAnsi="Times New Roman"/>
+          <w:sz w:val="24"/>
+          <w:szCs w:val="24"/>
+          <w:shd w:val="clear" w:color="auto" w:fill="FFFFFF"/>
+          <w:lang w:val="en-GB"/>
+        </w:rPr>
+        <w:t>Center</w:t>
+      </w:r>
+      <w:proofErr w:type="spellEnd"/>
+      <w:r>
+        <w:rPr>
+          <w:rFonts w:ascii="Times New Roman" w:hAnsi="Times New Roman"/>
+          <w:sz w:val="24"/>
+          <w:szCs w:val="24"/>
+          <w:shd w:val="clear" w:color="auto" w:fill="FFFFFF"/>
+          <w:lang w:val="en-GB"/>
+        </w:rPr>
+        <w:t xml:space="preserve"> for American History, The University of Texas at Austin, Austin, US, </w:t>
+      </w:r>
+      <w:hyperlink r:id="rId11" w:history="1">
         <w:r>
           <w:rPr>
             <w:rStyle w:val="Hyperlink"/>
@@ -695,7 +1031,7 @@
         </w:rPr>
         <w:t xml:space="preserve">; Luther Harris Evans Papers, Library of Congress, </w:t>
       </w:r>
-      <w:hyperlink r:id="rId13" w:history="1">
+      <w:hyperlink r:id="rId12" w:history="1">
         <w:r>
           <w:rPr>
             <w:rStyle w:val="Hyperlink"/>
@@ -719,7 +1055,7 @@
         </w:rPr>
         <w:t xml:space="preserve">; Writings and addresses of Luther Harris Evans, Librarian of Congress, 1945-1953, Library of Congress, </w:t>
       </w:r>
-      <w:hyperlink r:id="rId14" w:history="1">
+      <w:hyperlink r:id="rId13" w:history="1">
         <w:r>
           <w:rPr>
             <w:rStyle w:val="Hyperlink"/>
@@ -1028,7 +1364,79 @@
           <w:shd w:val="clear" w:color="auto" w:fill="FFFFFF"/>
           <w:lang w:val="en-GB"/>
         </w:rPr>
-        <w:t>La preservacion de la documentacion de la historia de America</w:t>
+        <w:t xml:space="preserve">La </w:t>
+      </w:r>
+      <w:proofErr w:type="spellStart"/>
+      <w:r>
+        <w:rPr>
+          <w:rFonts w:ascii="Times New Roman" w:hAnsi="Times New Roman"/>
+          <w:i/>
+          <w:sz w:val="24"/>
+          <w:szCs w:val="24"/>
+          <w:shd w:val="clear" w:color="auto" w:fill="FFFFFF"/>
+          <w:lang w:val="en-GB"/>
+        </w:rPr>
+        <w:t>preservacion</w:t>
+      </w:r>
+      <w:proofErr w:type="spellEnd"/>
+      <w:r>
+        <w:rPr>
+          <w:rFonts w:ascii="Times New Roman" w:hAnsi="Times New Roman"/>
+          <w:i/>
+          <w:sz w:val="24"/>
+          <w:szCs w:val="24"/>
+          <w:shd w:val="clear" w:color="auto" w:fill="FFFFFF"/>
+          <w:lang w:val="en-GB"/>
+        </w:rPr>
+        <w:t xml:space="preserve"> de la </w:t>
+      </w:r>
+      <w:proofErr w:type="spellStart"/>
+      <w:r>
+        <w:rPr>
+          <w:rFonts w:ascii="Times New Roman" w:hAnsi="Times New Roman"/>
+          <w:i/>
+          <w:sz w:val="24"/>
+          <w:szCs w:val="24"/>
+          <w:shd w:val="clear" w:color="auto" w:fill="FFFFFF"/>
+          <w:lang w:val="en-GB"/>
+        </w:rPr>
+        <w:t>documentacion</w:t>
+      </w:r>
+      <w:proofErr w:type="spellEnd"/>
+      <w:r>
+        <w:rPr>
+          <w:rFonts w:ascii="Times New Roman" w:hAnsi="Times New Roman"/>
+          <w:i/>
+          <w:sz w:val="24"/>
+          <w:szCs w:val="24"/>
+          <w:shd w:val="clear" w:color="auto" w:fill="FFFFFF"/>
+          <w:lang w:val="en-GB"/>
+        </w:rPr>
+        <w:t xml:space="preserve"> de la </w:t>
+      </w:r>
+      <w:proofErr w:type="spellStart"/>
+      <w:r>
+        <w:rPr>
+          <w:rFonts w:ascii="Times New Roman" w:hAnsi="Times New Roman"/>
+          <w:i/>
+          <w:sz w:val="24"/>
+          <w:szCs w:val="24"/>
+          <w:shd w:val="clear" w:color="auto" w:fill="FFFFFF"/>
+          <w:lang w:val="en-GB"/>
+        </w:rPr>
+        <w:t>historia</w:t>
+      </w:r>
+      <w:proofErr w:type="spellEnd"/>
+      <w:r>
+        <w:rPr>
+          <w:rFonts w:ascii="Times New Roman" w:hAnsi="Times New Roman"/>
+          <w:i/>
+          <w:sz w:val="24"/>
+          <w:szCs w:val="24"/>
+          <w:shd w:val="clear" w:color="auto" w:fill="FFFFFF"/>
+          <w:lang w:val="en-GB"/>
+        </w:rPr>
+        <w:t xml:space="preserve"> de America</w:t>
       </w:r>
       <w:r>
         <w:rPr>
@@ -1047,7 +1455,87 @@
           <w:szCs w:val="24"/>
           <w:lang w:val="en-GB"/>
         </w:rPr>
-        <w:t xml:space="preserve">‘Le Dr. Luther Evans est élu directeur général de l’Unesco’ in </w:t>
+        <w:t xml:space="preserve">‘Le Dr. Luther Evans est </w:t>
+      </w:r>
+      <w:proofErr w:type="spellStart"/>
+      <w:r>
+        <w:rPr>
+          <w:rFonts w:ascii="Times New Roman" w:hAnsi="Times New Roman"/>
+          <w:sz w:val="24"/>
+          <w:szCs w:val="24"/>
+          <w:lang w:val="en-GB"/>
+        </w:rPr>
+        <w:t>élu</w:t>
+      </w:r>
+      <w:proofErr w:type="spellEnd"/>
+      <w:r>
+        <w:rPr>
+          <w:rFonts w:ascii="Times New Roman" w:hAnsi="Times New Roman"/>
+          <w:sz w:val="24"/>
+          <w:szCs w:val="24"/>
+          <w:lang w:val="en-GB"/>
+        </w:rPr>
+        <w:t xml:space="preserve"> </w:t>
+      </w:r>
+      <w:proofErr w:type="spellStart"/>
+      <w:r>
+        <w:rPr>
+          <w:rFonts w:ascii="Times New Roman" w:hAnsi="Times New Roman"/>
+          <w:sz w:val="24"/>
+          <w:szCs w:val="24"/>
+          <w:lang w:val="en-GB"/>
+        </w:rPr>
+        <w:t>directeur</w:t>
+      </w:r>
+      <w:proofErr w:type="spellEnd"/>
+      <w:r>
+        <w:rPr>
+          <w:rFonts w:ascii="Times New Roman" w:hAnsi="Times New Roman"/>
+          <w:sz w:val="24"/>
+          <w:szCs w:val="24"/>
+          <w:lang w:val="en-GB"/>
+        </w:rPr>
+        <w:t xml:space="preserve"> </w:t>
+      </w:r>
+      <w:proofErr w:type="spellStart"/>
+      <w:r>
+        <w:rPr>
+          <w:rFonts w:ascii="Times New Roman" w:hAnsi="Times New Roman"/>
+          <w:sz w:val="24"/>
+          <w:szCs w:val="24"/>
+          <w:lang w:val="en-GB"/>
+        </w:rPr>
+        <w:t>général</w:t>
+      </w:r>
+      <w:proofErr w:type="spellEnd"/>
+      <w:r>
+        <w:rPr>
+          <w:rFonts w:ascii="Times New Roman" w:hAnsi="Times New Roman"/>
+          <w:sz w:val="24"/>
+          <w:szCs w:val="24"/>
+          <w:lang w:val="en-GB"/>
+        </w:rPr>
+        <w:t xml:space="preserve"> de </w:t>
+      </w:r>
+      <w:proofErr w:type="spellStart"/>
+      <w:r>
+        <w:rPr>
+          <w:rFonts w:ascii="Times New Roman" w:hAnsi="Times New Roman"/>
+          <w:sz w:val="24"/>
+          <w:szCs w:val="24"/>
+          <w:lang w:val="en-GB"/>
+        </w:rPr>
+        <w:t>l’Unesco</w:t>
+      </w:r>
+      <w:proofErr w:type="spellEnd"/>
+      <w:r>
+        <w:rPr>
+          <w:rFonts w:ascii="Times New Roman" w:hAnsi="Times New Roman"/>
+          <w:sz w:val="24"/>
+          <w:szCs w:val="24"/>
+          <w:lang w:val="en-GB"/>
+        </w:rPr>
+        <w:t xml:space="preserve">’ in </w:t>
       </w:r>
       <w:r>
         <w:rPr>
@@ -1158,7 +1646,18 @@
           <w:shd w:val="clear" w:color="auto" w:fill="FFFFFF"/>
           <w:lang w:val="en-GB"/>
         </w:rPr>
-        <w:t xml:space="preserve">, Washington DC 1962 (with G.E. Amstein); </w:t>
+        <w:t xml:space="preserve">, Washington DC </w:t>
+      </w:r>
+      <w:r>
+        <w:rPr>
+          <w:rFonts w:ascii="Times New Roman" w:hAnsi="Times New Roman"/>
+          <w:sz w:val="24"/>
+          <w:szCs w:val="24"/>
+          <w:shd w:val="clear" w:color="auto" w:fill="FFFFFF"/>
+          <w:lang w:val="en-GB"/>
+        </w:rPr>
+        <w:lastRenderedPageBreak/>
+        <w:t xml:space="preserve">1962 (with G.E. Amstein); </w:t>
       </w:r>
       <w:r>
         <w:rPr>
@@ -1179,18 +1678,7 @@
           <w:shd w:val="clear" w:color="auto" w:fill="FFFFFF"/>
           <w:lang w:val="en-GB"/>
         </w:rPr>
-        <w:t xml:space="preserve">, Geneseo, </w:t>
-      </w:r>
-      <w:r>
-        <w:rPr>
-          <w:rFonts w:ascii="Times New Roman" w:hAnsi="Times New Roman"/>
-          <w:sz w:val="24"/>
-          <w:szCs w:val="24"/>
-          <w:shd w:val="clear" w:color="auto" w:fill="FFFFFF"/>
-          <w:lang w:val="en-GB"/>
-        </w:rPr>
-        <w:lastRenderedPageBreak/>
-        <w:t xml:space="preserve">NY 1964; </w:t>
+        <w:t xml:space="preserve">, Geneseo, NY 1964; </w:t>
       </w:r>
       <w:r>
         <w:rPr>
@@ -1280,7 +1768,47 @@
           <w:szCs w:val="24"/>
           <w:lang w:val="en-GB"/>
         </w:rPr>
-        <w:t xml:space="preserve"> P. Henquet, ‘Luther H. Evans et “l’affaire des Américains”’ in</w:t>
+        <w:t xml:space="preserve"> P. Henquet, ‘Luther H. Evans et “</w:t>
+      </w:r>
+      <w:proofErr w:type="spellStart"/>
+      <w:r>
+        <w:rPr>
+          <w:rFonts w:ascii="Times New Roman" w:hAnsi="Times New Roman"/>
+          <w:sz w:val="24"/>
+          <w:szCs w:val="24"/>
+          <w:lang w:val="en-GB"/>
+        </w:rPr>
+        <w:t>l’affaire</w:t>
+      </w:r>
+      <w:proofErr w:type="spellEnd"/>
+      <w:r>
+        <w:rPr>
+          <w:rFonts w:ascii="Times New Roman" w:hAnsi="Times New Roman"/>
+          <w:sz w:val="24"/>
+          <w:szCs w:val="24"/>
+          <w:lang w:val="en-GB"/>
+        </w:rPr>
+        <w:t xml:space="preserve"> des </w:t>
+      </w:r>
+      <w:proofErr w:type="spellStart"/>
+      <w:r>
+        <w:rPr>
+          <w:rFonts w:ascii="Times New Roman" w:hAnsi="Times New Roman"/>
+          <w:sz w:val="24"/>
+          <w:szCs w:val="24"/>
+          <w:lang w:val="en-GB"/>
+        </w:rPr>
+        <w:t>Américains</w:t>
+      </w:r>
+      <w:proofErr w:type="spellEnd"/>
+      <w:r>
+        <w:rPr>
+          <w:rFonts w:ascii="Times New Roman" w:hAnsi="Times New Roman"/>
+          <w:sz w:val="24"/>
+          <w:szCs w:val="24"/>
+          <w:lang w:val="en-GB"/>
+        </w:rPr>
+        <w:t>”’ in</w:t>
       </w:r>
       <w:r>
         <w:rPr>
@@ -1300,7 +1828,67 @@
           <w:szCs w:val="24"/>
           <w:lang w:val="en-GB"/>
         </w:rPr>
-        <w:t>, 3 July 1953; ‘Le maccarthysme gagne l’Unesco’ in</w:t>
+        <w:t xml:space="preserve">, 3 July 1953; ‘Le </w:t>
+      </w:r>
+      <w:proofErr w:type="spellStart"/>
+      <w:r>
+        <w:rPr>
+          <w:rFonts w:ascii="Times New Roman" w:hAnsi="Times New Roman"/>
+          <w:sz w:val="24"/>
+          <w:szCs w:val="24"/>
+          <w:lang w:val="en-GB"/>
+        </w:rPr>
+        <w:t>maccarthysme</w:t>
+      </w:r>
+      <w:proofErr w:type="spellEnd"/>
+      <w:r>
+        <w:rPr>
+          <w:rFonts w:ascii="Times New Roman" w:hAnsi="Times New Roman"/>
+          <w:sz w:val="24"/>
+          <w:szCs w:val="24"/>
+          <w:lang w:val="en-GB"/>
+        </w:rPr>
+        <w:t xml:space="preserve"> </w:t>
+      </w:r>
+      <w:proofErr w:type="spellStart"/>
+      <w:r>
+        <w:rPr>
+          <w:rFonts w:ascii="Times New Roman" w:hAnsi="Times New Roman"/>
+          <w:sz w:val="24"/>
+          <w:szCs w:val="24"/>
+          <w:lang w:val="en-GB"/>
+        </w:rPr>
+        <w:t>gagne</w:t>
+      </w:r>
+      <w:proofErr w:type="spellEnd"/>
+      <w:r>
+        <w:rPr>
+          <w:rFonts w:ascii="Times New Roman" w:hAnsi="Times New Roman"/>
+          <w:sz w:val="24"/>
+          <w:szCs w:val="24"/>
+          <w:lang w:val="en-GB"/>
+        </w:rPr>
+        <w:t xml:space="preserve"> </w:t>
+      </w:r>
+      <w:proofErr w:type="spellStart"/>
+      <w:r>
+        <w:rPr>
+          <w:rFonts w:ascii="Times New Roman" w:hAnsi="Times New Roman"/>
+          <w:sz w:val="24"/>
+          <w:szCs w:val="24"/>
+          <w:lang w:val="en-GB"/>
+        </w:rPr>
+        <w:t>l’Unesco</w:t>
+      </w:r>
+      <w:proofErr w:type="spellEnd"/>
+      <w:r>
+        <w:rPr>
+          <w:rFonts w:ascii="Times New Roman" w:hAnsi="Times New Roman"/>
+          <w:sz w:val="24"/>
+          <w:szCs w:val="24"/>
+          <w:lang w:val="en-GB"/>
+        </w:rPr>
+        <w:t>’ in</w:t>
       </w:r>
       <w:r>
         <w:rPr>
@@ -1377,9 +1965,29 @@
           <w:szCs w:val="24"/>
           <w:lang w:val="en-GB"/>
         </w:rPr>
-        <w:t xml:space="preserve">, 90/15, September 1965, 3384-3391; T.F. Hogan, ‘Reminiscences of Luther Harris Evans: Oral History, 1965’ in Columbia Center for Oral History, New York, </w:t>
-      </w:r>
-      <w:hyperlink r:id="rId15" w:history="1">
+        <w:t xml:space="preserve">, 90/15, September 1965, 3384-3391; T.F. Hogan, ‘Reminiscences of Luther Harris Evans: Oral History, 1965’ in Columbia </w:t>
+      </w:r>
+      <w:proofErr w:type="spellStart"/>
+      <w:r>
+        <w:rPr>
+          <w:rFonts w:ascii="Times New Roman" w:hAnsi="Times New Roman"/>
+          <w:sz w:val="24"/>
+          <w:szCs w:val="24"/>
+          <w:lang w:val="en-GB"/>
+        </w:rPr>
+        <w:t>Center</w:t>
+      </w:r>
+      <w:proofErr w:type="spellEnd"/>
+      <w:r>
+        <w:rPr>
+          <w:rFonts w:ascii="Times New Roman" w:hAnsi="Times New Roman"/>
+          <w:sz w:val="24"/>
+          <w:szCs w:val="24"/>
+          <w:lang w:val="en-GB"/>
+        </w:rPr>
+        <w:t xml:space="preserve"> for Oral History, New York, </w:t>
+      </w:r>
+      <w:hyperlink r:id="rId14" w:history="1">
         <w:r>
           <w:rPr>
             <w:rStyle w:val="Hyperlink"/>
@@ -1399,7 +2007,27 @@
           <w:szCs w:val="24"/>
           <w:lang w:val="en-GB"/>
         </w:rPr>
-        <w:t xml:space="preserve">; T.V. Sathyamur-thy, ‘Twenty Years of UNESCO: An Interpretation’ in </w:t>
+        <w:t xml:space="preserve">; T.V. </w:t>
+      </w:r>
+      <w:proofErr w:type="spellStart"/>
+      <w:r>
+        <w:rPr>
+          <w:rFonts w:ascii="Times New Roman" w:hAnsi="Times New Roman"/>
+          <w:sz w:val="24"/>
+          <w:szCs w:val="24"/>
+          <w:lang w:val="en-GB"/>
+        </w:rPr>
+        <w:t>Sathyamur</w:t>
+      </w:r>
+      <w:proofErr w:type="spellEnd"/>
+      <w:r>
+        <w:rPr>
+          <w:rFonts w:ascii="Times New Roman" w:hAnsi="Times New Roman"/>
+          <w:sz w:val="24"/>
+          <w:szCs w:val="24"/>
+          <w:lang w:val="en-GB"/>
+        </w:rPr>
+        <w:t xml:space="preserve">-thy, ‘Twenty Years of UNESCO: An Interpretation’ in </w:t>
       </w:r>
       <w:r>
         <w:rPr>
@@ -1449,9 +2077,29 @@
           <w:szCs w:val="24"/>
           <w:lang w:val="en-GB"/>
         </w:rPr>
-        <w:t xml:space="preserve"> in Columbia Center for Oral History, New York, </w:t>
-      </w:r>
-      <w:hyperlink r:id="rId16" w:history="1">
+        <w:t xml:space="preserve"> in Columbia </w:t>
+      </w:r>
+      <w:proofErr w:type="spellStart"/>
+      <w:r>
+        <w:rPr>
+          <w:rFonts w:ascii="Times New Roman" w:hAnsi="Times New Roman"/>
+          <w:sz w:val="24"/>
+          <w:szCs w:val="24"/>
+          <w:lang w:val="en-GB"/>
+        </w:rPr>
+        <w:t>Center</w:t>
+      </w:r>
+      <w:proofErr w:type="spellEnd"/>
+      <w:r>
+        <w:rPr>
+          <w:rFonts w:ascii="Times New Roman" w:hAnsi="Times New Roman"/>
+          <w:sz w:val="24"/>
+          <w:szCs w:val="24"/>
+          <w:lang w:val="en-GB"/>
+        </w:rPr>
+        <w:t xml:space="preserve"> for Oral History, New York, </w:t>
+      </w:r>
+      <w:hyperlink r:id="rId15" w:history="1">
         <w:r>
           <w:rPr>
             <w:rStyle w:val="Hyperlink"/>
@@ -1602,7 +2250,27 @@
           <w:szCs w:val="24"/>
           <w:lang w:val="en-GB"/>
         </w:rPr>
-        <w:t xml:space="preserve"> V. Massuh and J. Gérard, </w:t>
+        <w:t xml:space="preserve"> V. </w:t>
+      </w:r>
+      <w:proofErr w:type="spellStart"/>
+      <w:r>
+        <w:rPr>
+          <w:rFonts w:ascii="Times New Roman" w:hAnsi="Times New Roman"/>
+          <w:sz w:val="24"/>
+          <w:szCs w:val="24"/>
+          <w:lang w:val="en-GB"/>
+        </w:rPr>
+        <w:t>Massuh</w:t>
+      </w:r>
+      <w:proofErr w:type="spellEnd"/>
+      <w:r>
+        <w:rPr>
+          <w:rFonts w:ascii="Times New Roman" w:hAnsi="Times New Roman"/>
+          <w:sz w:val="24"/>
+          <w:szCs w:val="24"/>
+          <w:lang w:val="en-GB"/>
+        </w:rPr>
+        <w:t xml:space="preserve"> and J. Gérard, </w:t>
       </w:r>
       <w:r>
         <w:rPr>
@@ -1621,7 +2289,47 @@
           <w:szCs w:val="24"/>
           <w:lang w:val="en-GB"/>
         </w:rPr>
-        <w:t xml:space="preserve">, Paris 1982; E. Delavenay, ‘Mes souvenirs de Jean Thomas: tradition normalienne et le “C” dans “UNESCO”’ in </w:t>
+        <w:t xml:space="preserve">, Paris 1982; E. </w:t>
+      </w:r>
+      <w:proofErr w:type="spellStart"/>
+      <w:r>
+        <w:rPr>
+          <w:rFonts w:ascii="Times New Roman" w:hAnsi="Times New Roman"/>
+          <w:sz w:val="24"/>
+          <w:szCs w:val="24"/>
+          <w:lang w:val="en-GB"/>
+        </w:rPr>
+        <w:t>Delavenay</w:t>
+      </w:r>
+      <w:proofErr w:type="spellEnd"/>
+      <w:r>
+        <w:rPr>
+          <w:rFonts w:ascii="Times New Roman" w:hAnsi="Times New Roman"/>
+          <w:sz w:val="24"/>
+          <w:szCs w:val="24"/>
+          <w:lang w:val="en-GB"/>
+        </w:rPr>
+        <w:t xml:space="preserve">, ‘Mes souvenirs de Jean Thomas: tradition </w:t>
+      </w:r>
+      <w:proofErr w:type="spellStart"/>
+      <w:r>
+        <w:rPr>
+          <w:rFonts w:ascii="Times New Roman" w:hAnsi="Times New Roman"/>
+          <w:sz w:val="24"/>
+          <w:szCs w:val="24"/>
+          <w:lang w:val="en-GB"/>
+        </w:rPr>
+        <w:t>normalienne</w:t>
+      </w:r>
+      <w:proofErr w:type="spellEnd"/>
+      <w:r>
+        <w:rPr>
+          <w:rFonts w:ascii="Times New Roman" w:hAnsi="Times New Roman"/>
+          <w:sz w:val="24"/>
+          <w:szCs w:val="24"/>
+          <w:lang w:val="en-GB"/>
+        </w:rPr>
+        <w:t xml:space="preserve"> et le “C” dans “UNESCO”’ in </w:t>
       </w:r>
       <w:r>
         <w:rPr>
@@ -1660,7 +2368,27 @@
           <w:szCs w:val="24"/>
           <w:lang w:val="en-GB"/>
         </w:rPr>
-        <w:t xml:space="preserve">, New Brunswick 1986; J. Behrstock, </w:t>
+        <w:t xml:space="preserve">, New Brunswick 1986; J. </w:t>
+      </w:r>
+      <w:proofErr w:type="spellStart"/>
+      <w:r>
+        <w:rPr>
+          <w:rFonts w:ascii="Times New Roman" w:hAnsi="Times New Roman"/>
+          <w:sz w:val="24"/>
+          <w:szCs w:val="24"/>
+          <w:lang w:val="en-GB"/>
+        </w:rPr>
+        <w:t>Behrstock</w:t>
+      </w:r>
+      <w:proofErr w:type="spellEnd"/>
+      <w:r>
+        <w:rPr>
+          <w:rFonts w:ascii="Times New Roman" w:hAnsi="Times New Roman"/>
+          <w:sz w:val="24"/>
+          <w:szCs w:val="24"/>
+          <w:lang w:val="en-GB"/>
+        </w:rPr>
+        <w:t xml:space="preserve">, </w:t>
       </w:r>
       <w:r>
         <w:rPr>
@@ -1703,26 +2431,122 @@
           <w:szCs w:val="24"/>
           <w:lang w:val="en-GB"/>
         </w:rPr>
-        <w:t xml:space="preserve">E. Delavenay, </w:t>
-      </w:r>
-      <w:r>
-        <w:rPr>
-          <w:rFonts w:ascii="Times New Roman" w:hAnsi="Times New Roman"/>
-          <w:i/>
-          <w:sz w:val="24"/>
-          <w:szCs w:val="24"/>
-          <w:lang w:val="en-GB"/>
-        </w:rPr>
-        <w:t>Témoignage. D’un village savoyard au village mondial, 1905-1991</w:t>
-      </w:r>
-      <w:r>
-        <w:rPr>
-          <w:rFonts w:ascii="Times New Roman" w:hAnsi="Times New Roman"/>
-          <w:sz w:val="24"/>
-          <w:szCs w:val="24"/>
-          <w:lang w:val="en-GB"/>
-        </w:rPr>
-        <w:t xml:space="preserve">, Aix en Provence 1992; G. Archibald, </w:t>
+        <w:t xml:space="preserve">E. </w:t>
+      </w:r>
+      <w:proofErr w:type="spellStart"/>
+      <w:r>
+        <w:rPr>
+          <w:rFonts w:ascii="Times New Roman" w:hAnsi="Times New Roman"/>
+          <w:sz w:val="24"/>
+          <w:szCs w:val="24"/>
+          <w:lang w:val="en-GB"/>
+        </w:rPr>
+        <w:t>Delavenay</w:t>
+      </w:r>
+      <w:proofErr w:type="spellEnd"/>
+      <w:r>
+        <w:rPr>
+          <w:rFonts w:ascii="Times New Roman" w:hAnsi="Times New Roman"/>
+          <w:sz w:val="24"/>
+          <w:szCs w:val="24"/>
+          <w:lang w:val="en-GB"/>
+        </w:rPr>
+        <w:t xml:space="preserve">, </w:t>
+      </w:r>
+      <w:proofErr w:type="spellStart"/>
+      <w:r>
+        <w:rPr>
+          <w:rFonts w:ascii="Times New Roman" w:hAnsi="Times New Roman"/>
+          <w:i/>
+          <w:sz w:val="24"/>
+          <w:szCs w:val="24"/>
+          <w:lang w:val="en-GB"/>
+        </w:rPr>
+        <w:t>Témoignage</w:t>
+      </w:r>
+      <w:proofErr w:type="spellEnd"/>
+      <w:r>
+        <w:rPr>
+          <w:rFonts w:ascii="Times New Roman" w:hAnsi="Times New Roman"/>
+          <w:i/>
+          <w:sz w:val="24"/>
+          <w:szCs w:val="24"/>
+          <w:lang w:val="en-GB"/>
+        </w:rPr>
+        <w:t xml:space="preserve">. D’un village </w:t>
+      </w:r>
+      <w:proofErr w:type="spellStart"/>
+      <w:r>
+        <w:rPr>
+          <w:rFonts w:ascii="Times New Roman" w:hAnsi="Times New Roman"/>
+          <w:i/>
+          <w:sz w:val="24"/>
+          <w:szCs w:val="24"/>
+          <w:lang w:val="en-GB"/>
+        </w:rPr>
+        <w:t>savoyard</w:t>
+      </w:r>
+      <w:proofErr w:type="spellEnd"/>
+      <w:r>
+        <w:rPr>
+          <w:rFonts w:ascii="Times New Roman" w:hAnsi="Times New Roman"/>
+          <w:i/>
+          <w:sz w:val="24"/>
+          <w:szCs w:val="24"/>
+          <w:lang w:val="en-GB"/>
+        </w:rPr>
+        <w:t xml:space="preserve"> au village </w:t>
+      </w:r>
+      <w:proofErr w:type="spellStart"/>
+      <w:r>
+        <w:rPr>
+          <w:rFonts w:ascii="Times New Roman" w:hAnsi="Times New Roman"/>
+          <w:i/>
+          <w:sz w:val="24"/>
+          <w:szCs w:val="24"/>
+          <w:lang w:val="en-GB"/>
+        </w:rPr>
+        <w:t>mondial</w:t>
+      </w:r>
+      <w:proofErr w:type="spellEnd"/>
+      <w:r>
+        <w:rPr>
+          <w:rFonts w:ascii="Times New Roman" w:hAnsi="Times New Roman"/>
+          <w:i/>
+          <w:sz w:val="24"/>
+          <w:szCs w:val="24"/>
+          <w:lang w:val="en-GB"/>
+        </w:rPr>
+        <w:t>, 1905-1991</w:t>
+      </w:r>
+      <w:r>
+        <w:rPr>
+          <w:rFonts w:ascii="Times New Roman" w:hAnsi="Times New Roman"/>
+          <w:sz w:val="24"/>
+          <w:szCs w:val="24"/>
+          <w:lang w:val="en-GB"/>
+        </w:rPr>
+        <w:t xml:space="preserve">, Aix </w:t>
+      </w:r>
+      <w:proofErr w:type="spellStart"/>
+      <w:r>
+        <w:rPr>
+          <w:rFonts w:ascii="Times New Roman" w:hAnsi="Times New Roman"/>
+          <w:sz w:val="24"/>
+          <w:szCs w:val="24"/>
+          <w:lang w:val="en-GB"/>
+        </w:rPr>
+        <w:t>en</w:t>
+      </w:r>
+      <w:proofErr w:type="spellEnd"/>
+      <w:r>
+        <w:rPr>
+          <w:rFonts w:ascii="Times New Roman" w:hAnsi="Times New Roman"/>
+          <w:sz w:val="24"/>
+          <w:szCs w:val="24"/>
+          <w:lang w:val="en-GB"/>
+        </w:rPr>
+        <w:t xml:space="preserve"> Provence 1992; G. Archibald, </w:t>
       </w:r>
       <w:r>
         <w:rPr>
@@ -1733,16 +2557,64 @@
           <w:szCs w:val="24"/>
           <w:lang w:val="en-GB"/>
         </w:rPr>
-        <w:t>Les Etats-Unis et l’Unesco, 1944-1963</w:t>
-      </w:r>
-      <w:r>
-        <w:rPr>
-          <w:rFonts w:ascii="Times New Roman" w:hAnsi="Times New Roman"/>
+        <w:t xml:space="preserve">Les </w:t>
+      </w:r>
+      <w:proofErr w:type="spellStart"/>
+      <w:r>
+        <w:rPr>
+          <w:rFonts w:ascii="Times New Roman" w:hAnsi="Times New Roman"/>
+          <w:i/>
           <w:iCs/>
           <w:sz w:val="24"/>
           <w:szCs w:val="24"/>
           <w:lang w:val="en-GB"/>
         </w:rPr>
+        <w:t>Etats</w:t>
+      </w:r>
+      <w:proofErr w:type="spellEnd"/>
+      <w:r>
+        <w:rPr>
+          <w:rFonts w:ascii="Times New Roman" w:hAnsi="Times New Roman"/>
+          <w:i/>
+          <w:iCs/>
+          <w:sz w:val="24"/>
+          <w:szCs w:val="24"/>
+          <w:lang w:val="en-GB"/>
+        </w:rPr>
+        <w:t xml:space="preserve">-Unis et </w:t>
+      </w:r>
+      <w:proofErr w:type="spellStart"/>
+      <w:r>
+        <w:rPr>
+          <w:rFonts w:ascii="Times New Roman" w:hAnsi="Times New Roman"/>
+          <w:i/>
+          <w:iCs/>
+          <w:sz w:val="24"/>
+          <w:szCs w:val="24"/>
+          <w:lang w:val="en-GB"/>
+        </w:rPr>
+        <w:t>l’Unesco</w:t>
+      </w:r>
+      <w:proofErr w:type="spellEnd"/>
+      <w:r>
+        <w:rPr>
+          <w:rFonts w:ascii="Times New Roman" w:hAnsi="Times New Roman"/>
+          <w:i/>
+          <w:iCs/>
+          <w:sz w:val="24"/>
+          <w:szCs w:val="24"/>
+          <w:lang w:val="en-GB"/>
+        </w:rPr>
+        <w:t>, 1944-1963</w:t>
+      </w:r>
+      <w:r>
+        <w:rPr>
+          <w:rFonts w:ascii="Times New Roman" w:hAnsi="Times New Roman"/>
+          <w:iCs/>
+          <w:sz w:val="24"/>
+          <w:szCs w:val="24"/>
+          <w:lang w:val="en-GB"/>
+        </w:rPr>
         <w:t>,</w:t>
       </w:r>
       <w:r>
@@ -1775,6 +2647,7 @@
         </w:rPr>
         <w:t xml:space="preserve">M. Prévost, </w:t>
       </w:r>
+      <w:proofErr w:type="spellStart"/>
       <w:r>
         <w:rPr>
           <w:rFonts w:ascii="Times New Roman" w:hAnsi="Times New Roman"/>
@@ -1785,16 +2658,133 @@
           <w:szCs w:val="24"/>
           <w:lang w:val="en-GB" w:eastAsia="nl-NL"/>
         </w:rPr>
-        <w:t xml:space="preserve">L’île des Uneskimos, Mémoires d’un ancien fonctionnaire de l’Unesco, 1949-1983, </w:t>
-      </w:r>
-      <w:r>
-        <w:rPr>
-          <w:rFonts w:ascii="Times New Roman" w:hAnsi="Times New Roman"/>
+        <w:t>L’île</w:t>
+      </w:r>
+      <w:proofErr w:type="spellEnd"/>
+      <w:r>
+        <w:rPr>
+          <w:rFonts w:ascii="Times New Roman" w:hAnsi="Times New Roman"/>
+          <w:i/>
+          <w:iCs/>
           <w:color w:val="000000"/>
           <w:sz w:val="24"/>
           <w:szCs w:val="24"/>
           <w:lang w:val="en-GB" w:eastAsia="nl-NL"/>
         </w:rPr>
+        <w:t xml:space="preserve"> des </w:t>
+      </w:r>
+      <w:proofErr w:type="spellStart"/>
+      <w:r>
+        <w:rPr>
+          <w:rFonts w:ascii="Times New Roman" w:hAnsi="Times New Roman"/>
+          <w:i/>
+          <w:iCs/>
+          <w:color w:val="000000"/>
+          <w:sz w:val="24"/>
+          <w:szCs w:val="24"/>
+          <w:lang w:val="en-GB" w:eastAsia="nl-NL"/>
+        </w:rPr>
+        <w:t>Uneskimos</w:t>
+      </w:r>
+      <w:proofErr w:type="spellEnd"/>
+      <w:r>
+        <w:rPr>
+          <w:rFonts w:ascii="Times New Roman" w:hAnsi="Times New Roman"/>
+          <w:i/>
+          <w:iCs/>
+          <w:color w:val="000000"/>
+          <w:sz w:val="24"/>
+          <w:szCs w:val="24"/>
+          <w:lang w:val="en-GB" w:eastAsia="nl-NL"/>
+        </w:rPr>
+        <w:t xml:space="preserve">, </w:t>
+      </w:r>
+      <w:proofErr w:type="spellStart"/>
+      <w:r>
+        <w:rPr>
+          <w:rFonts w:ascii="Times New Roman" w:hAnsi="Times New Roman"/>
+          <w:i/>
+          <w:iCs/>
+          <w:color w:val="000000"/>
+          <w:sz w:val="24"/>
+          <w:szCs w:val="24"/>
+          <w:lang w:val="en-GB" w:eastAsia="nl-NL"/>
+        </w:rPr>
+        <w:t>Mémoires</w:t>
+      </w:r>
+      <w:proofErr w:type="spellEnd"/>
+      <w:r>
+        <w:rPr>
+          <w:rFonts w:ascii="Times New Roman" w:hAnsi="Times New Roman"/>
+          <w:i/>
+          <w:iCs/>
+          <w:color w:val="000000"/>
+          <w:sz w:val="24"/>
+          <w:szCs w:val="24"/>
+          <w:lang w:val="en-GB" w:eastAsia="nl-NL"/>
+        </w:rPr>
+        <w:t xml:space="preserve"> d’un </w:t>
+      </w:r>
+      <w:proofErr w:type="spellStart"/>
+      <w:r>
+        <w:rPr>
+          <w:rFonts w:ascii="Times New Roman" w:hAnsi="Times New Roman"/>
+          <w:i/>
+          <w:iCs/>
+          <w:color w:val="000000"/>
+          <w:sz w:val="24"/>
+          <w:szCs w:val="24"/>
+          <w:lang w:val="en-GB" w:eastAsia="nl-NL"/>
+        </w:rPr>
+        <w:t>ancien</w:t>
+      </w:r>
+      <w:proofErr w:type="spellEnd"/>
+      <w:r>
+        <w:rPr>
+          <w:rFonts w:ascii="Times New Roman" w:hAnsi="Times New Roman"/>
+          <w:i/>
+          <w:iCs/>
+          <w:color w:val="000000"/>
+          <w:sz w:val="24"/>
+          <w:szCs w:val="24"/>
+          <w:lang w:val="en-GB" w:eastAsia="nl-NL"/>
+        </w:rPr>
+        <w:t xml:space="preserve"> fonctionnaire de </w:t>
+      </w:r>
+      <w:proofErr w:type="spellStart"/>
+      <w:r>
+        <w:rPr>
+          <w:rFonts w:ascii="Times New Roman" w:hAnsi="Times New Roman"/>
+          <w:i/>
+          <w:iCs/>
+          <w:color w:val="000000"/>
+          <w:sz w:val="24"/>
+          <w:szCs w:val="24"/>
+          <w:lang w:val="en-GB" w:eastAsia="nl-NL"/>
+        </w:rPr>
+        <w:t>l’Unesco</w:t>
+      </w:r>
+      <w:proofErr w:type="spellEnd"/>
+      <w:r>
+        <w:rPr>
+          <w:rFonts w:ascii="Times New Roman" w:hAnsi="Times New Roman"/>
+          <w:i/>
+          <w:iCs/>
+          <w:color w:val="000000"/>
+          <w:sz w:val="24"/>
+          <w:szCs w:val="24"/>
+          <w:lang w:val="en-GB" w:eastAsia="nl-NL"/>
+        </w:rPr>
+        <w:t xml:space="preserve">, 1949-1983, </w:t>
+      </w:r>
+      <w:r>
+        <w:rPr>
+          <w:rFonts w:ascii="Times New Roman" w:hAnsi="Times New Roman"/>
+          <w:color w:val="000000"/>
+          <w:sz w:val="24"/>
+          <w:szCs w:val="24"/>
+          <w:lang w:val="en-GB" w:eastAsia="nl-NL"/>
+        </w:rPr>
         <w:t>1996, unpublished, available in UNESCO Archives, Paris;</w:t>
       </w:r>
       <w:r>
@@ -1815,17 +2805,9 @@
           <w:szCs w:val="24"/>
           <w:lang w:val="en-GB"/>
         </w:rPr>
-        <w:t>Un siècle de combat pour un monde humaniste</w:t>
-      </w:r>
-      <w:r>
-        <w:rPr>
-          <w:rFonts w:ascii="Times New Roman" w:hAnsi="Times New Roman"/>
-          <w:sz w:val="24"/>
-          <w:szCs w:val="24"/>
-          <w:lang w:val="en-GB"/>
-        </w:rPr>
-        <w:t xml:space="preserve">, Paris 2000; G. Bolla, ‘Luther H. Evans, librarian et directeur général’ in </w:t>
-      </w:r>
+        <w:t xml:space="preserve">Un siècle de combat pour un monde </w:t>
+      </w:r>
+      <w:proofErr w:type="spellStart"/>
       <w:r>
         <w:rPr>
           <w:rFonts w:ascii="Times New Roman" w:hAnsi="Times New Roman"/>
@@ -1835,6 +2817,67 @@
           <w:szCs w:val="24"/>
           <w:lang w:val="en-GB"/>
         </w:rPr>
+        <w:t>humaniste</w:t>
+      </w:r>
+      <w:proofErr w:type="spellEnd"/>
+      <w:r>
+        <w:rPr>
+          <w:rFonts w:ascii="Times New Roman" w:hAnsi="Times New Roman"/>
+          <w:sz w:val="24"/>
+          <w:szCs w:val="24"/>
+          <w:lang w:val="en-GB"/>
+        </w:rPr>
+        <w:t xml:space="preserve">, Paris 2000; G. Bolla, ‘Luther H. Evans, librarian et </w:t>
+      </w:r>
+      <w:proofErr w:type="spellStart"/>
+      <w:r>
+        <w:rPr>
+          <w:rFonts w:ascii="Times New Roman" w:hAnsi="Times New Roman"/>
+          <w:sz w:val="24"/>
+          <w:szCs w:val="24"/>
+          <w:lang w:val="en-GB"/>
+        </w:rPr>
+        <w:t>directeur</w:t>
+      </w:r>
+      <w:proofErr w:type="spellEnd"/>
+      <w:r>
+        <w:rPr>
+          <w:rFonts w:ascii="Times New Roman" w:hAnsi="Times New Roman"/>
+          <w:sz w:val="24"/>
+          <w:szCs w:val="24"/>
+          <w:lang w:val="en-GB"/>
+        </w:rPr>
+        <w:t xml:space="preserve"> </w:t>
+      </w:r>
+      <w:proofErr w:type="spellStart"/>
+      <w:r>
+        <w:rPr>
+          <w:rFonts w:ascii="Times New Roman" w:hAnsi="Times New Roman"/>
+          <w:sz w:val="24"/>
+          <w:szCs w:val="24"/>
+          <w:lang w:val="en-GB"/>
+        </w:rPr>
+        <w:t>général</w:t>
+      </w:r>
+      <w:proofErr w:type="spellEnd"/>
+      <w:r>
+        <w:rPr>
+          <w:rFonts w:ascii="Times New Roman" w:hAnsi="Times New Roman"/>
+          <w:sz w:val="24"/>
+          <w:szCs w:val="24"/>
+          <w:lang w:val="en-GB"/>
+        </w:rPr>
+        <w:t xml:space="preserve">’ in </w:t>
+      </w:r>
+      <w:r>
+        <w:rPr>
+          <w:rFonts w:ascii="Times New Roman" w:hAnsi="Times New Roman"/>
+          <w:i/>
+          <w:iCs/>
+          <w:sz w:val="24"/>
+          <w:szCs w:val="24"/>
+          <w:lang w:val="en-GB"/>
+        </w:rPr>
         <w:t xml:space="preserve">Lien-Link </w:t>
       </w:r>
       <w:r>
@@ -1856,16 +2899,29 @@
         </w:rPr>
         <w:t xml:space="preserve">C. Maurel, </w:t>
       </w:r>
-      <w:r>
-        <w:rPr>
-          <w:rFonts w:ascii="Times New Roman" w:hAnsi="Times New Roman"/>
-          <w:i/>
-          <w:sz w:val="24"/>
-          <w:szCs w:val="24"/>
-          <w:shd w:val="clear" w:color="auto" w:fill="FFFFFF"/>
-          <w:lang w:val="en-GB"/>
-        </w:rPr>
-        <w:t>L’Unesco de 1945 à 1974</w:t>
+      <w:proofErr w:type="spellStart"/>
+      <w:r>
+        <w:rPr>
+          <w:rFonts w:ascii="Times New Roman" w:hAnsi="Times New Roman"/>
+          <w:i/>
+          <w:sz w:val="24"/>
+          <w:szCs w:val="24"/>
+          <w:shd w:val="clear" w:color="auto" w:fill="FFFFFF"/>
+          <w:lang w:val="en-GB"/>
+        </w:rPr>
+        <w:t>L’Unesco</w:t>
+      </w:r>
+      <w:proofErr w:type="spellEnd"/>
+      <w:r>
+        <w:rPr>
+          <w:rFonts w:ascii="Times New Roman" w:hAnsi="Times New Roman"/>
+          <w:i/>
+          <w:sz w:val="24"/>
+          <w:szCs w:val="24"/>
+          <w:shd w:val="clear" w:color="auto" w:fill="FFFFFF"/>
+          <w:lang w:val="en-GB"/>
+        </w:rPr>
+        <w:t xml:space="preserve"> de 1945 à 1974</w:t>
       </w:r>
       <w:r>
         <w:rPr>
@@ -1894,8 +2950,64 @@
           <w:szCs w:val="24"/>
           <w:lang w:val="en-GB"/>
         </w:rPr>
-        <w:t>Histoire de l’Unesco. Les trente premières années</w:t>
-      </w:r>
+        <w:t xml:space="preserve">Histoire de </w:t>
+      </w:r>
+      <w:proofErr w:type="spellStart"/>
+      <w:r>
+        <w:rPr>
+          <w:rFonts w:ascii="Times New Roman" w:hAnsi="Times New Roman"/>
+          <w:i/>
+          <w:sz w:val="24"/>
+          <w:szCs w:val="24"/>
+          <w:lang w:val="en-GB"/>
+        </w:rPr>
+        <w:t>l’Unesco</w:t>
+      </w:r>
+      <w:proofErr w:type="spellEnd"/>
+      <w:r>
+        <w:rPr>
+          <w:rFonts w:ascii="Times New Roman" w:hAnsi="Times New Roman"/>
+          <w:i/>
+          <w:sz w:val="24"/>
+          <w:szCs w:val="24"/>
+          <w:lang w:val="en-GB"/>
+        </w:rPr>
+        <w:t xml:space="preserve">. Les </w:t>
+      </w:r>
+      <w:proofErr w:type="spellStart"/>
+      <w:r>
+        <w:rPr>
+          <w:rFonts w:ascii="Times New Roman" w:hAnsi="Times New Roman"/>
+          <w:i/>
+          <w:sz w:val="24"/>
+          <w:szCs w:val="24"/>
+          <w:lang w:val="en-GB"/>
+        </w:rPr>
+        <w:t>trente</w:t>
+      </w:r>
+      <w:proofErr w:type="spellEnd"/>
+      <w:r>
+        <w:rPr>
+          <w:rFonts w:ascii="Times New Roman" w:hAnsi="Times New Roman"/>
+          <w:i/>
+          <w:sz w:val="24"/>
+          <w:szCs w:val="24"/>
+          <w:lang w:val="en-GB"/>
+        </w:rPr>
+        <w:t xml:space="preserve"> premières </w:t>
+      </w:r>
+      <w:proofErr w:type="spellStart"/>
+      <w:r>
+        <w:rPr>
+          <w:rFonts w:ascii="Times New Roman" w:hAnsi="Times New Roman"/>
+          <w:i/>
+          <w:sz w:val="24"/>
+          <w:szCs w:val="24"/>
+          <w:lang w:val="en-GB"/>
+        </w:rPr>
+        <w:t>années</w:t>
+      </w:r>
+      <w:proofErr w:type="spellEnd"/>
       <w:r>
         <w:rPr>
           <w:rFonts w:ascii="Times New Roman" w:hAnsi="Times New Roman"/>
@@ -2129,7 +3241,7 @@
         </w:rPr>
         <w:t xml:space="preserve">Eisenberg, </w:t>
       </w:r>
-      <w:hyperlink r:id="rId17" w:history="1">
+      <w:hyperlink r:id="rId16" w:history="1">
         <w:r>
           <w:rPr>
             <w:rStyle w:val="Hyperlink"/>
@@ -2153,9 +3265,9 @@
       </w:r>
     </w:p>
     <w:sectPr>
-      <w:headerReference w:type="even" r:id="rId18"/>
-      <w:headerReference w:type="default" r:id="rId19"/>
-      <w:footerReference w:type="default" r:id="rId20"/>
+      <w:headerReference w:type="even" r:id="rId17"/>
+      <w:headerReference w:type="default" r:id="rId18"/>
+      <w:footerReference w:type="default" r:id="rId19"/>
       <w:pgSz w:w="11906" w:h="16838"/>
       <w:pgMar w:top="1418" w:right="1418" w:bottom="1418" w:left="1418" w:header="709" w:footer="709" w:gutter="0"/>
       <w:cols w:space="720"/>
@@ -2166,7 +3278,7 @@
 </file>
 
 <file path=word/endnotes.xml><?xml version="1.0" encoding="utf-8"?>
-<w:endnotes xmlns:wpc="http://schemas.microsoft.com/office/word/2010/wordprocessingCanvas" xmlns:cx="http://schemas.microsoft.com/office/drawing/2014/chartex" xmlns:cx1="http://schemas.microsoft.com/office/drawing/2015/9/8/chartex" xmlns:cx2="http://schemas.microsoft.com/office/drawing/2015/10/21/chartex" xmlns:cx3="http://schemas.microsoft.com/office/drawing/2016/5/9/chartex" xmlns:cx4="http://schemas.microsoft.com/office/drawing/2016/5/10/chartex" xmlns:cx5="http://schemas.microsoft.com/office/drawing/2016/5/11/chartex" xmlns:cx6="http://schemas.microsoft.com/office/drawing/2016/5/12/chartex" xmlns:cx7="http://schemas.microsoft.com/office/drawing/2016/5/13/chartex" xmlns:cx8="http://schemas.microsoft.com/office/drawing/2016/5/14/chartex" xmlns:mc="http://schemas.openxmlformats.org/markup-compatibility/2006" xmlns:aink="http://schemas.microsoft.com/office/drawing/2016/ink" xmlns:am3d="http://schemas.microsoft.com/office/drawing/2017/model3d" xmlns:o="urn:schemas-microsoft-com:office:office" xmlns:oel="http://schemas.microsoft.com/office/2019/extlst" xmlns:r="http://schemas.openxmlformats.org/officeDocument/2006/relationships" xmlns:m="http://schemas.openxmlformats.org/officeDocument/2006/math" xmlns:v="urn:schemas-microsoft-com:vml" xmlns:wp14="http://schemas.microsoft.com/office/word/2010/wordprocessingDrawing" xmlns:wp="http://schemas.openxmlformats.org/drawingml/2006/wordprocessingDrawing" xmlns:w10="urn:schemas-microsoft-com:office:word" xmlns:w="http://schemas.openxmlformats.org/wordprocessingml/2006/main" xmlns:w14="http://schemas.microsoft.com/office/word/2010/wordml" xmlns:w15="http://schemas.microsoft.com/office/word/2012/wordml" xmlns:w16cex="http://schemas.microsoft.com/office/word/2018/wordml/cex" xmlns:w16cid="http://schemas.microsoft.com/office/word/2016/wordml/cid" xmlns:w16="http://schemas.microsoft.com/office/word/2018/wordml" xmlns:w16du="http://schemas.microsoft.com/office/word/2023/wordml/word16du" xmlns:w16sdtdh="http://schemas.microsoft.com/office/word/2020/wordml/sdtdatahash" xmlns:w16sdtfl="http://schemas.microsoft.com/office/word/2024/wordml/sdtformatlock" xmlns:w16se="http://schemas.microsoft.com/office/word/2015/wordml/symex" xmlns:wpg="http://schemas.microsoft.com/office/word/2010/wordprocessingGroup" xmlns:wpi="http://schemas.microsoft.com/office/word/2010/wordprocessingInk" xmlns:wne="http://schemas.microsoft.com/office/word/2006/wordml" xmlns:wps="http://schemas.microsoft.com/office/word/2010/wordprocessingShape" mc:Ignorable="w14 w15 w16se w16cid w16 w16cex w16sdtdh w16sdtfl w16du wp14">
+<w:endnotes xmlns:wpc="http://schemas.microsoft.com/office/word/2010/wordprocessingCanvas" xmlns:cx="http://schemas.microsoft.com/office/drawing/2014/chartex" xmlns:cx1="http://schemas.microsoft.com/office/drawing/2015/9/8/chartex" xmlns:cx2="http://schemas.microsoft.com/office/drawing/2015/10/21/chartex" xmlns:cx3="http://schemas.microsoft.com/office/drawing/2016/5/9/chartex" xmlns:cx4="http://schemas.microsoft.com/office/drawing/2016/5/10/chartex" xmlns:cx5="http://schemas.microsoft.com/office/drawing/2016/5/11/chartex" xmlns:cx6="http://schemas.microsoft.com/office/drawing/2016/5/12/chartex" xmlns:cx7="http://schemas.microsoft.com/office/drawing/2016/5/13/chartex" xmlns:cx8="http://schemas.microsoft.com/office/drawing/2016/5/14/chartex" xmlns:mc="http://schemas.openxmlformats.org/markup-compatibility/2006" xmlns:m="http://schemas.openxmlformats.org/officeDocument/2006/math" xmlns:aink="http://schemas.microsoft.com/office/drawing/2016/ink" xmlns:am3d="http://schemas.microsoft.com/office/drawing/2017/model3d" xmlns:oel="http://schemas.microsoft.com/office/2019/extlst" xmlns:r="http://schemas.openxmlformats.org/officeDocument/2006/relationships" xmlns:wp14="http://schemas.microsoft.com/office/word/2010/wordprocessingDrawing" xmlns:wp="http://schemas.openxmlformats.org/drawingml/2006/wordprocessingDrawing" xmlns:wpg="http://schemas.microsoft.com/office/word/2010/wordprocessingGroup" xmlns:wpi="http://schemas.microsoft.com/office/word/2010/wordprocessingInk" xmlns:wps="http://schemas.microsoft.com/office/word/2010/wordprocessingShape" xmlns:o="urn:schemas-microsoft-com:office:office" xmlns:v="urn:schemas-microsoft-com:vml" xmlns:w10="urn:schemas-microsoft-com:office:word" xmlns:w="http://schemas.openxmlformats.org/wordprocessingml/2006/main" xmlns:w14="http://schemas.microsoft.com/office/word/2010/wordml" xmlns:w15="http://schemas.microsoft.com/office/word/2012/wordml" xmlns:w16cei="http://schemas.microsoft.com/office/word/2026/wordml/cei" xmlns:w16cex="http://schemas.microsoft.com/office/word/2018/wordml/cex" xmlns:w16cid="http://schemas.microsoft.com/office/word/2016/wordml/cid" xmlns:w16="http://schemas.microsoft.com/office/word/2018/wordml" xmlns:w16sdtdh="http://schemas.microsoft.com/office/word/2020/wordml/sdtdatahash" xmlns:w16sdtfl="http://schemas.microsoft.com/office/word/2024/wordml/sdtformatlock" xmlns:w16se="http://schemas.microsoft.com/office/word/2015/wordml/symex" xmlns:w16du="http://schemas.microsoft.com/office/word/2023/wordml/word16du" xmlns:wne="http://schemas.microsoft.com/office/word/2006/wordml" mc:Ignorable="w14 w15 w16se w16cid w16 w16cex w16sdtdh w16sdtfl w16du wp14">
   <w:endnote w:type="separator" w:id="-1">
     <w:p>
       <w:pPr>
@@ -2191,7 +3303,7 @@
 </file>
 
 <file path=word/footer1.xml><?xml version="1.0" encoding="utf-8"?>
-<w:ftr xmlns:wpc="http://schemas.microsoft.com/office/word/2010/wordprocessingCanvas" xmlns:cx="http://schemas.microsoft.com/office/drawing/2014/chartex" xmlns:cx1="http://schemas.microsoft.com/office/drawing/2015/9/8/chartex" xmlns:cx2="http://schemas.microsoft.com/office/drawing/2015/10/21/chartex" xmlns:cx3="http://schemas.microsoft.com/office/drawing/2016/5/9/chartex" xmlns:cx4="http://schemas.microsoft.com/office/drawing/2016/5/10/chartex" xmlns:cx5="http://schemas.microsoft.com/office/drawing/2016/5/11/chartex" xmlns:cx6="http://schemas.microsoft.com/office/drawing/2016/5/12/chartex" xmlns:cx7="http://schemas.microsoft.com/office/drawing/2016/5/13/chartex" xmlns:cx8="http://schemas.microsoft.com/office/drawing/2016/5/14/chartex" xmlns:mc="http://schemas.openxmlformats.org/markup-compatibility/2006" xmlns:aink="http://schemas.microsoft.com/office/drawing/2016/ink" xmlns:am3d="http://schemas.microsoft.com/office/drawing/2017/model3d" xmlns:o="urn:schemas-microsoft-com:office:office" xmlns:oel="http://schemas.microsoft.com/office/2019/extlst" xmlns:r="http://schemas.openxmlformats.org/officeDocument/2006/relationships" xmlns:m="http://schemas.openxmlformats.org/officeDocument/2006/math" xmlns:v="urn:schemas-microsoft-com:vml" xmlns:wp14="http://schemas.microsoft.com/office/word/2010/wordprocessingDrawing" xmlns:wp="http://schemas.openxmlformats.org/drawingml/2006/wordprocessingDrawing" xmlns:w10="urn:schemas-microsoft-com:office:word" xmlns:w="http://schemas.openxmlformats.org/wordprocessingml/2006/main" xmlns:w14="http://schemas.microsoft.com/office/word/2010/wordml" xmlns:w15="http://schemas.microsoft.com/office/word/2012/wordml" xmlns:w16cex="http://schemas.microsoft.com/office/word/2018/wordml/cex" xmlns:w16cid="http://schemas.microsoft.com/office/word/2016/wordml/cid" xmlns:w16="http://schemas.microsoft.com/office/word/2018/wordml" xmlns:w16du="http://schemas.microsoft.com/office/word/2023/wordml/word16du" xmlns:w16sdtdh="http://schemas.microsoft.com/office/word/2020/wordml/sdtdatahash" xmlns:w16sdtfl="http://schemas.microsoft.com/office/word/2024/wordml/sdtformatlock" xmlns:w16se="http://schemas.microsoft.com/office/word/2015/wordml/symex" xmlns:wpg="http://schemas.microsoft.com/office/word/2010/wordprocessingGroup" xmlns:wpi="http://schemas.microsoft.com/office/word/2010/wordprocessingInk" xmlns:wne="http://schemas.microsoft.com/office/word/2006/wordml" xmlns:wps="http://schemas.microsoft.com/office/word/2010/wordprocessingShape" mc:Ignorable="w14 w15 w16se w16cid w16 w16cex w16sdtdh w16sdtfl w16du wp14">
+<w:ftr xmlns:wpc="http://schemas.microsoft.com/office/word/2010/wordprocessingCanvas" xmlns:cx="http://schemas.microsoft.com/office/drawing/2014/chartex" xmlns:cx1="http://schemas.microsoft.com/office/drawing/2015/9/8/chartex" xmlns:cx2="http://schemas.microsoft.com/office/drawing/2015/10/21/chartex" xmlns:cx3="http://schemas.microsoft.com/office/drawing/2016/5/9/chartex" xmlns:cx4="http://schemas.microsoft.com/office/drawing/2016/5/10/chartex" xmlns:cx5="http://schemas.microsoft.com/office/drawing/2016/5/11/chartex" xmlns:cx6="http://schemas.microsoft.com/office/drawing/2016/5/12/chartex" xmlns:cx7="http://schemas.microsoft.com/office/drawing/2016/5/13/chartex" xmlns:cx8="http://schemas.microsoft.com/office/drawing/2016/5/14/chartex" xmlns:mc="http://schemas.openxmlformats.org/markup-compatibility/2006" xmlns:m="http://schemas.openxmlformats.org/officeDocument/2006/math" xmlns:aink="http://schemas.microsoft.com/office/drawing/2016/ink" xmlns:am3d="http://schemas.microsoft.com/office/drawing/2017/model3d" xmlns:oel="http://schemas.microsoft.com/office/2019/extlst" xmlns:r="http://schemas.openxmlformats.org/officeDocument/2006/relationships" xmlns:wp14="http://schemas.microsoft.com/office/word/2010/wordprocessingDrawing" xmlns:wp="http://schemas.openxmlformats.org/drawingml/2006/wordprocessingDrawing" xmlns:wpg="http://schemas.microsoft.com/office/word/2010/wordprocessingGroup" xmlns:wpi="http://schemas.microsoft.com/office/word/2010/wordprocessingInk" xmlns:wps="http://schemas.microsoft.com/office/word/2010/wordprocessingShape" xmlns:o="urn:schemas-microsoft-com:office:office" xmlns:v="urn:schemas-microsoft-com:vml" xmlns:w10="urn:schemas-microsoft-com:office:word" xmlns:w="http://schemas.openxmlformats.org/wordprocessingml/2006/main" xmlns:w14="http://schemas.microsoft.com/office/word/2010/wordml" xmlns:w15="http://schemas.microsoft.com/office/word/2012/wordml" xmlns:w16cei="http://schemas.microsoft.com/office/word/2026/wordml/cei" xmlns:w16cex="http://schemas.microsoft.com/office/word/2018/wordml/cex" xmlns:w16cid="http://schemas.microsoft.com/office/word/2016/wordml/cid" xmlns:w16="http://schemas.microsoft.com/office/word/2018/wordml" xmlns:w16sdtdh="http://schemas.microsoft.com/office/word/2020/wordml/sdtdatahash" xmlns:w16sdtfl="http://schemas.microsoft.com/office/word/2024/wordml/sdtformatlock" xmlns:w16se="http://schemas.microsoft.com/office/word/2015/wordml/symex" xmlns:w16du="http://schemas.microsoft.com/office/word/2023/wordml/word16du" xmlns:wne="http://schemas.microsoft.com/office/word/2006/wordml" mc:Ignorable="w14 w15 w16se w16cid w16 w16cex w16sdtdh w16sdtfl w16du wp14">
   <w:p>
     <w:pPr>
       <w:pStyle w:val="Voettekst"/>
@@ -2248,7 +3360,7 @@
 </file>
 
 <file path=word/footnotes.xml><?xml version="1.0" encoding="utf-8"?>
-<w:footnotes xmlns:wpc="http://schemas.microsoft.com/office/word/2010/wordprocessingCanvas" xmlns:cx="http://schemas.microsoft.com/office/drawing/2014/chartex" xmlns:cx1="http://schemas.microsoft.com/office/drawing/2015/9/8/chartex" xmlns:cx2="http://schemas.microsoft.com/office/drawing/2015/10/21/chartex" xmlns:cx3="http://schemas.microsoft.com/office/drawing/2016/5/9/chartex" xmlns:cx4="http://schemas.microsoft.com/office/drawing/2016/5/10/chartex" xmlns:cx5="http://schemas.microsoft.com/office/drawing/2016/5/11/chartex" xmlns:cx6="http://schemas.microsoft.com/office/drawing/2016/5/12/chartex" xmlns:cx7="http://schemas.microsoft.com/office/drawing/2016/5/13/chartex" xmlns:cx8="http://schemas.microsoft.com/office/drawing/2016/5/14/chartex" xmlns:mc="http://schemas.openxmlformats.org/markup-compatibility/2006" xmlns:aink="http://schemas.microsoft.com/office/drawing/2016/ink" xmlns:am3d="http://schemas.microsoft.com/office/drawing/2017/model3d" xmlns:o="urn:schemas-microsoft-com:office:office" xmlns:oel="http://schemas.microsoft.com/office/2019/extlst" xmlns:r="http://schemas.openxmlformats.org/officeDocument/2006/relationships" xmlns:m="http://schemas.openxmlformats.org/officeDocument/2006/math" xmlns:v="urn:schemas-microsoft-com:vml" xmlns:wp14="http://schemas.microsoft.com/office/word/2010/wordprocessingDrawing" xmlns:wp="http://schemas.openxmlformats.org/drawingml/2006/wordprocessingDrawing" xmlns:w10="urn:schemas-microsoft-com:office:word" xmlns:w="http://schemas.openxmlformats.org/wordprocessingml/2006/main" xmlns:w14="http://schemas.microsoft.com/office/word/2010/wordml" xmlns:w15="http://schemas.microsoft.com/office/word/2012/wordml" xmlns:w16cex="http://schemas.microsoft.com/office/word/2018/wordml/cex" xmlns:w16cid="http://schemas.microsoft.com/office/word/2016/wordml/cid" xmlns:w16="http://schemas.microsoft.com/office/word/2018/wordml" xmlns:w16du="http://schemas.microsoft.com/office/word/2023/wordml/word16du" xmlns:w16sdtdh="http://schemas.microsoft.com/office/word/2020/wordml/sdtdatahash" xmlns:w16sdtfl="http://schemas.microsoft.com/office/word/2024/wordml/sdtformatlock" xmlns:w16se="http://schemas.microsoft.com/office/word/2015/wordml/symex" xmlns:wpg="http://schemas.microsoft.com/office/word/2010/wordprocessingGroup" xmlns:wpi="http://schemas.microsoft.com/office/word/2010/wordprocessingInk" xmlns:wne="http://schemas.microsoft.com/office/word/2006/wordml" xmlns:wps="http://schemas.microsoft.com/office/word/2010/wordprocessingShape" mc:Ignorable="w14 w15 w16se w16cid w16 w16cex w16sdtdh w16sdtfl w16du wp14">
+<w:footnotes xmlns:wpc="http://schemas.microsoft.com/office/word/2010/wordprocessingCanvas" xmlns:cx="http://schemas.microsoft.com/office/drawing/2014/chartex" xmlns:cx1="http://schemas.microsoft.com/office/drawing/2015/9/8/chartex" xmlns:cx2="http://schemas.microsoft.com/office/drawing/2015/10/21/chartex" xmlns:cx3="http://schemas.microsoft.com/office/drawing/2016/5/9/chartex" xmlns:cx4="http://schemas.microsoft.com/office/drawing/2016/5/10/chartex" xmlns:cx5="http://schemas.microsoft.com/office/drawing/2016/5/11/chartex" xmlns:cx6="http://schemas.microsoft.com/office/drawing/2016/5/12/chartex" xmlns:cx7="http://schemas.microsoft.com/office/drawing/2016/5/13/chartex" xmlns:cx8="http://schemas.microsoft.com/office/drawing/2016/5/14/chartex" xmlns:mc="http://schemas.openxmlformats.org/markup-compatibility/2006" xmlns:m="http://schemas.openxmlformats.org/officeDocument/2006/math" xmlns:aink="http://schemas.microsoft.com/office/drawing/2016/ink" xmlns:am3d="http://schemas.microsoft.com/office/drawing/2017/model3d" xmlns:oel="http://schemas.microsoft.com/office/2019/extlst" xmlns:r="http://schemas.openxmlformats.org/officeDocument/2006/relationships" xmlns:wp14="http://schemas.microsoft.com/office/word/2010/wordprocessingDrawing" xmlns:wp="http://schemas.openxmlformats.org/drawingml/2006/wordprocessingDrawing" xmlns:wpg="http://schemas.microsoft.com/office/word/2010/wordprocessingGroup" xmlns:wpi="http://schemas.microsoft.com/office/word/2010/wordprocessingInk" xmlns:wps="http://schemas.microsoft.com/office/word/2010/wordprocessingShape" xmlns:o="urn:schemas-microsoft-com:office:office" xmlns:v="urn:schemas-microsoft-com:vml" xmlns:w10="urn:schemas-microsoft-com:office:word" xmlns:w="http://schemas.openxmlformats.org/wordprocessingml/2006/main" xmlns:w14="http://schemas.microsoft.com/office/word/2010/wordml" xmlns:w15="http://schemas.microsoft.com/office/word/2012/wordml" xmlns:w16cei="http://schemas.microsoft.com/office/word/2026/wordml/cei" xmlns:w16cex="http://schemas.microsoft.com/office/word/2018/wordml/cex" xmlns:w16cid="http://schemas.microsoft.com/office/word/2016/wordml/cid" xmlns:w16="http://schemas.microsoft.com/office/word/2018/wordml" xmlns:w16sdtdh="http://schemas.microsoft.com/office/word/2020/wordml/sdtdatahash" xmlns:w16sdtfl="http://schemas.microsoft.com/office/word/2024/wordml/sdtformatlock" xmlns:w16se="http://schemas.microsoft.com/office/word/2015/wordml/symex" xmlns:w16du="http://schemas.microsoft.com/office/word/2023/wordml/word16du" xmlns:wne="http://schemas.microsoft.com/office/word/2006/wordml" mc:Ignorable="w14 w15 w16se w16cid w16 w16cex w16sdtdh w16sdtfl w16du wp14">
   <w:footnote w:type="separator" w:id="-1">
     <w:p>
       <w:pPr>
@@ -2273,7 +3385,7 @@
 </file>
 
 <file path=word/header1.xml><?xml version="1.0" encoding="utf-8"?>
-<w:hdr xmlns:wpc="http://schemas.microsoft.com/office/word/2010/wordprocessingCanvas" xmlns:cx="http://schemas.microsoft.com/office/drawing/2014/chartex" xmlns:cx1="http://schemas.microsoft.com/office/drawing/2015/9/8/chartex" xmlns:cx2="http://schemas.microsoft.com/office/drawing/2015/10/21/chartex" xmlns:cx3="http://schemas.microsoft.com/office/drawing/2016/5/9/chartex" xmlns:cx4="http://schemas.microsoft.com/office/drawing/2016/5/10/chartex" xmlns:cx5="http://schemas.microsoft.com/office/drawing/2016/5/11/chartex" xmlns:cx6="http://schemas.microsoft.com/office/drawing/2016/5/12/chartex" xmlns:cx7="http://schemas.microsoft.com/office/drawing/2016/5/13/chartex" xmlns:cx8="http://schemas.microsoft.com/office/drawing/2016/5/14/chartex" xmlns:mc="http://schemas.openxmlformats.org/markup-compatibility/2006" xmlns:aink="http://schemas.microsoft.com/office/drawing/2016/ink" xmlns:am3d="http://schemas.microsoft.com/office/drawing/2017/model3d" xmlns:o="urn:schemas-microsoft-com:office:office" xmlns:oel="http://schemas.microsoft.com/office/2019/extlst" xmlns:r="http://schemas.openxmlformats.org/officeDocument/2006/relationships" xmlns:m="http://schemas.openxmlformats.org/officeDocument/2006/math" xmlns:v="urn:schemas-microsoft-com:vml" xmlns:wp14="http://schemas.microsoft.com/office/word/2010/wordprocessingDrawing" xmlns:wp="http://schemas.openxmlformats.org/drawingml/2006/wordprocessingDrawing" xmlns:w10="urn:schemas-microsoft-com:office:word" xmlns:w="http://schemas.openxmlformats.org/wordprocessingml/2006/main" xmlns:w14="http://schemas.microsoft.com/office/word/2010/wordml" xmlns:w15="http://schemas.microsoft.com/office/word/2012/wordml" xmlns:w16cex="http://schemas.microsoft.com/office/word/2018/wordml/cex" xmlns:w16cid="http://schemas.microsoft.com/office/word/2016/wordml/cid" xmlns:w16="http://schemas.microsoft.com/office/word/2018/wordml" xmlns:w16du="http://schemas.microsoft.com/office/word/2023/wordml/word16du" xmlns:w16sdtdh="http://schemas.microsoft.com/office/word/2020/wordml/sdtdatahash" xmlns:w16sdtfl="http://schemas.microsoft.com/office/word/2024/wordml/sdtformatlock" xmlns:w16se="http://schemas.microsoft.com/office/word/2015/wordml/symex" xmlns:wpg="http://schemas.microsoft.com/office/word/2010/wordprocessingGroup" xmlns:wpi="http://schemas.microsoft.com/office/word/2010/wordprocessingInk" xmlns:wne="http://schemas.microsoft.com/office/word/2006/wordml" xmlns:wps="http://schemas.microsoft.com/office/word/2010/wordprocessingShape" mc:Ignorable="w14 w15 w16se w16cid w16 w16cex w16sdtdh w16sdtfl w16du wp14">
+<w:hdr xmlns:wpc="http://schemas.microsoft.com/office/word/2010/wordprocessingCanvas" xmlns:cx="http://schemas.microsoft.com/office/drawing/2014/chartex" xmlns:cx1="http://schemas.microsoft.com/office/drawing/2015/9/8/chartex" xmlns:cx2="http://schemas.microsoft.com/office/drawing/2015/10/21/chartex" xmlns:cx3="http://schemas.microsoft.com/office/drawing/2016/5/9/chartex" xmlns:cx4="http://schemas.microsoft.com/office/drawing/2016/5/10/chartex" xmlns:cx5="http://schemas.microsoft.com/office/drawing/2016/5/11/chartex" xmlns:cx6="http://schemas.microsoft.com/office/drawing/2016/5/12/chartex" xmlns:cx7="http://schemas.microsoft.com/office/drawing/2016/5/13/chartex" xmlns:cx8="http://schemas.microsoft.com/office/drawing/2016/5/14/chartex" xmlns:mc="http://schemas.openxmlformats.org/markup-compatibility/2006" xmlns:m="http://schemas.openxmlformats.org/officeDocument/2006/math" xmlns:aink="http://schemas.microsoft.com/office/drawing/2016/ink" xmlns:am3d="http://schemas.microsoft.com/office/drawing/2017/model3d" xmlns:oel="http://schemas.microsoft.com/office/2019/extlst" xmlns:r="http://schemas.openxmlformats.org/officeDocument/2006/relationships" xmlns:wp14="http://schemas.microsoft.com/office/word/2010/wordprocessingDrawing" xmlns:wp="http://schemas.openxmlformats.org/drawingml/2006/wordprocessingDrawing" xmlns:wpg="http://schemas.microsoft.com/office/word/2010/wordprocessingGroup" xmlns:wpi="http://schemas.microsoft.com/office/word/2010/wordprocessingInk" xmlns:wps="http://schemas.microsoft.com/office/word/2010/wordprocessingShape" xmlns:o="urn:schemas-microsoft-com:office:office" xmlns:v="urn:schemas-microsoft-com:vml" xmlns:w10="urn:schemas-microsoft-com:office:word" xmlns:w="http://schemas.openxmlformats.org/wordprocessingml/2006/main" xmlns:w14="http://schemas.microsoft.com/office/word/2010/wordml" xmlns:w15="http://schemas.microsoft.com/office/word/2012/wordml" xmlns:w16cei="http://schemas.microsoft.com/office/word/2026/wordml/cei" xmlns:w16cex="http://schemas.microsoft.com/office/word/2018/wordml/cex" xmlns:w16cid="http://schemas.microsoft.com/office/word/2016/wordml/cid" xmlns:w16="http://schemas.microsoft.com/office/word/2018/wordml" xmlns:w16sdtdh="http://schemas.microsoft.com/office/word/2020/wordml/sdtdatahash" xmlns:w16sdtfl="http://schemas.microsoft.com/office/word/2024/wordml/sdtformatlock" xmlns:w16se="http://schemas.microsoft.com/office/word/2015/wordml/symex" xmlns:w16du="http://schemas.microsoft.com/office/word/2023/wordml/word16du" xmlns:wne="http://schemas.microsoft.com/office/word/2006/wordml" mc:Ignorable="w14 w15 w16se w16cid w16 w16cex w16sdtdh w16sdtfl w16du wp14">
   <w:p>
     <w:pPr>
       <w:pStyle w:val="Koptekst"/>
@@ -2310,7 +3422,7 @@
 </file>
 
 <file path=word/header2.xml><?xml version="1.0" encoding="utf-8"?>
-<w:hdr xmlns:wpc="http://schemas.microsoft.com/office/word/2010/wordprocessingCanvas" xmlns:cx="http://schemas.microsoft.com/office/drawing/2014/chartex" xmlns:cx1="http://schemas.microsoft.com/office/drawing/2015/9/8/chartex" xmlns:cx2="http://schemas.microsoft.com/office/drawing/2015/10/21/chartex" xmlns:cx3="http://schemas.microsoft.com/office/drawing/2016/5/9/chartex" xmlns:cx4="http://schemas.microsoft.com/office/drawing/2016/5/10/chartex" xmlns:cx5="http://schemas.microsoft.com/office/drawing/2016/5/11/chartex" xmlns:cx6="http://schemas.microsoft.com/office/drawing/2016/5/12/chartex" xmlns:cx7="http://schemas.microsoft.com/office/drawing/2016/5/13/chartex" xmlns:cx8="http://schemas.microsoft.com/office/drawing/2016/5/14/chartex" xmlns:mc="http://schemas.openxmlformats.org/markup-compatibility/2006" xmlns:aink="http://schemas.microsoft.com/office/drawing/2016/ink" xmlns:am3d="http://schemas.microsoft.com/office/drawing/2017/model3d" xmlns:o="urn:schemas-microsoft-com:office:office" xmlns:oel="http://schemas.microsoft.com/office/2019/extlst" xmlns:r="http://schemas.openxmlformats.org/officeDocument/2006/relationships" xmlns:m="http://schemas.openxmlformats.org/officeDocument/2006/math" xmlns:v="urn:schemas-microsoft-com:vml" xmlns:wp14="http://schemas.microsoft.com/office/word/2010/wordprocessingDrawing" xmlns:wp="http://schemas.openxmlformats.org/drawingml/2006/wordprocessingDrawing" xmlns:w10="urn:schemas-microsoft-com:office:word" xmlns:w="http://schemas.openxmlformats.org/wordprocessingml/2006/main" xmlns:w14="http://schemas.microsoft.com/office/word/2010/wordml" xmlns:w15="http://schemas.microsoft.com/office/word/2012/wordml" xmlns:w16cex="http://schemas.microsoft.com/office/word/2018/wordml/cex" xmlns:w16cid="http://schemas.microsoft.com/office/word/2016/wordml/cid" xmlns:w16="http://schemas.microsoft.com/office/word/2018/wordml" xmlns:w16du="http://schemas.microsoft.com/office/word/2023/wordml/word16du" xmlns:w16sdtdh="http://schemas.microsoft.com/office/word/2020/wordml/sdtdatahash" xmlns:w16sdtfl="http://schemas.microsoft.com/office/word/2024/wordml/sdtformatlock" xmlns:w16se="http://schemas.microsoft.com/office/word/2015/wordml/symex" xmlns:wpg="http://schemas.microsoft.com/office/word/2010/wordprocessingGroup" xmlns:wpi="http://schemas.microsoft.com/office/word/2010/wordprocessingInk" xmlns:wne="http://schemas.microsoft.com/office/word/2006/wordml" xmlns:wps="http://schemas.microsoft.com/office/word/2010/wordprocessingShape" mc:Ignorable="w14 w15 w16se w16cid w16 w16cex w16sdtdh w16sdtfl w16du wp14">
+<w:hdr xmlns:wpc="http://schemas.microsoft.com/office/word/2010/wordprocessingCanvas" xmlns:cx="http://schemas.microsoft.com/office/drawing/2014/chartex" xmlns:cx1="http://schemas.microsoft.com/office/drawing/2015/9/8/chartex" xmlns:cx2="http://schemas.microsoft.com/office/drawing/2015/10/21/chartex" xmlns:cx3="http://schemas.microsoft.com/office/drawing/2016/5/9/chartex" xmlns:cx4="http://schemas.microsoft.com/office/drawing/2016/5/10/chartex" xmlns:cx5="http://schemas.microsoft.com/office/drawing/2016/5/11/chartex" xmlns:cx6="http://schemas.microsoft.com/office/drawing/2016/5/12/chartex" xmlns:cx7="http://schemas.microsoft.com/office/drawing/2016/5/13/chartex" xmlns:cx8="http://schemas.microsoft.com/office/drawing/2016/5/14/chartex" xmlns:mc="http://schemas.openxmlformats.org/markup-compatibility/2006" xmlns:m="http://schemas.openxmlformats.org/officeDocument/2006/math" xmlns:aink="http://schemas.microsoft.com/office/drawing/2016/ink" xmlns:am3d="http://schemas.microsoft.com/office/drawing/2017/model3d" xmlns:oel="http://schemas.microsoft.com/office/2019/extlst" xmlns:r="http://schemas.openxmlformats.org/officeDocument/2006/relationships" xmlns:wp14="http://schemas.microsoft.com/office/word/2010/wordprocessingDrawing" xmlns:wp="http://schemas.openxmlformats.org/drawingml/2006/wordprocessingDrawing" xmlns:wpg="http://schemas.microsoft.com/office/word/2010/wordprocessingGroup" xmlns:wpi="http://schemas.microsoft.com/office/word/2010/wordprocessingInk" xmlns:wps="http://schemas.microsoft.com/office/word/2010/wordprocessingShape" xmlns:o="urn:schemas-microsoft-com:office:office" xmlns:v="urn:schemas-microsoft-com:vml" xmlns:w10="urn:schemas-microsoft-com:office:word" xmlns:w="http://schemas.openxmlformats.org/wordprocessingml/2006/main" xmlns:w14="http://schemas.microsoft.com/office/word/2010/wordml" xmlns:w15="http://schemas.microsoft.com/office/word/2012/wordml" xmlns:w16cei="http://schemas.microsoft.com/office/word/2026/wordml/cei" xmlns:w16cex="http://schemas.microsoft.com/office/word/2018/wordml/cex" xmlns:w16cid="http://schemas.microsoft.com/office/word/2016/wordml/cid" xmlns:w16="http://schemas.microsoft.com/office/word/2018/wordml" xmlns:w16sdtdh="http://schemas.microsoft.com/office/word/2020/wordml/sdtdatahash" xmlns:w16sdtfl="http://schemas.microsoft.com/office/word/2024/wordml/sdtformatlock" xmlns:w16se="http://schemas.microsoft.com/office/word/2015/wordml/symex" xmlns:w16du="http://schemas.microsoft.com/office/word/2023/wordml/word16du" xmlns:wne="http://schemas.microsoft.com/office/word/2006/wordml" mc:Ignorable="w14 w15 w16se w16cid w16 w16cex w16sdtdh w16sdtfl w16du wp14">
   <w:p>
     <w:pPr>
       <w:pStyle w:val="Koptekst"/>
@@ -2372,7 +3484,7 @@
 </file>
 
 <file path=word/numbering.xml><?xml version="1.0" encoding="utf-8"?>
-<w:numbering xmlns:wpc="http://schemas.microsoft.com/office/word/2010/wordprocessingCanvas" xmlns:cx="http://schemas.microsoft.com/office/drawing/2014/chartex" xmlns:cx1="http://schemas.microsoft.com/office/drawing/2015/9/8/chartex" xmlns:cx2="http://schemas.microsoft.com/office/drawing/2015/10/21/chartex" xmlns:cx3="http://schemas.microsoft.com/office/drawing/2016/5/9/chartex" xmlns:cx4="http://schemas.microsoft.com/office/drawing/2016/5/10/chartex" xmlns:cx5="http://schemas.microsoft.com/office/drawing/2016/5/11/chartex" xmlns:cx6="http://schemas.microsoft.com/office/drawing/2016/5/12/chartex" xmlns:cx7="http://schemas.microsoft.com/office/drawing/2016/5/13/chartex" xmlns:cx8="http://schemas.microsoft.com/office/drawing/2016/5/14/chartex" xmlns:mc="http://schemas.openxmlformats.org/markup-compatibility/2006" xmlns:aink="http://schemas.microsoft.com/office/drawing/2016/ink" xmlns:am3d="http://schemas.microsoft.com/office/drawing/2017/model3d" xmlns:o="urn:schemas-microsoft-com:office:office" xmlns:oel="http://schemas.microsoft.com/office/2019/extlst" xmlns:r="http://schemas.openxmlformats.org/officeDocument/2006/relationships" xmlns:m="http://schemas.openxmlformats.org/officeDocument/2006/math" xmlns:v="urn:schemas-microsoft-com:vml" xmlns:wp14="http://schemas.microsoft.com/office/word/2010/wordprocessingDrawing" xmlns:wp="http://schemas.openxmlformats.org/drawingml/2006/wordprocessingDrawing" xmlns:w10="urn:schemas-microsoft-com:office:word" xmlns:w="http://schemas.openxmlformats.org/wordprocessingml/2006/main" xmlns:w14="http://schemas.microsoft.com/office/word/2010/wordml" xmlns:w15="http://schemas.microsoft.com/office/word/2012/wordml" xmlns:w16cex="http://schemas.microsoft.com/office/word/2018/wordml/cex" xmlns:w16cid="http://schemas.microsoft.com/office/word/2016/wordml/cid" xmlns:w16="http://schemas.microsoft.com/office/word/2018/wordml" xmlns:w16du="http://schemas.microsoft.com/office/word/2023/wordml/word16du" xmlns:w16sdtdh="http://schemas.microsoft.com/office/word/2020/wordml/sdtdatahash" xmlns:w16sdtfl="http://schemas.microsoft.com/office/word/2024/wordml/sdtformatlock" xmlns:w16se="http://schemas.microsoft.com/office/word/2015/wordml/symex" xmlns:wpg="http://schemas.microsoft.com/office/word/2010/wordprocessingGroup" xmlns:wpi="http://schemas.microsoft.com/office/word/2010/wordprocessingInk" xmlns:wne="http://schemas.microsoft.com/office/word/2006/wordml" xmlns:wps="http://schemas.microsoft.com/office/word/2010/wordprocessingShape" mc:Ignorable="w14 w15 w16se w16cid w16 w16cex w16sdtdh w16sdtfl w16du wp14">
+<w:numbering xmlns:wpc="http://schemas.microsoft.com/office/word/2010/wordprocessingCanvas" xmlns:cx="http://schemas.microsoft.com/office/drawing/2014/chartex" xmlns:cx1="http://schemas.microsoft.com/office/drawing/2015/9/8/chartex" xmlns:cx2="http://schemas.microsoft.com/office/drawing/2015/10/21/chartex" xmlns:cx3="http://schemas.microsoft.com/office/drawing/2016/5/9/chartex" xmlns:cx4="http://schemas.microsoft.com/office/drawing/2016/5/10/chartex" xmlns:cx5="http://schemas.microsoft.com/office/drawing/2016/5/11/chartex" xmlns:cx6="http://schemas.microsoft.com/office/drawing/2016/5/12/chartex" xmlns:cx7="http://schemas.microsoft.com/office/drawing/2016/5/13/chartex" xmlns:cx8="http://schemas.microsoft.com/office/drawing/2016/5/14/chartex" xmlns:mc="http://schemas.openxmlformats.org/markup-compatibility/2006" xmlns:m="http://schemas.openxmlformats.org/officeDocument/2006/math" xmlns:aink="http://schemas.microsoft.com/office/drawing/2016/ink" xmlns:am3d="http://schemas.microsoft.com/office/drawing/2017/model3d" xmlns:oel="http://schemas.microsoft.com/office/2019/extlst" xmlns:r="http://schemas.openxmlformats.org/officeDocument/2006/relationships" xmlns:wp14="http://schemas.microsoft.com/office/word/2010/wordprocessingDrawing" xmlns:wp="http://schemas.openxmlformats.org/drawingml/2006/wordprocessingDrawing" xmlns:wpg="http://schemas.microsoft.com/office/word/2010/wordprocessingGroup" xmlns:wpi="http://schemas.microsoft.com/office/word/2010/wordprocessingInk" xmlns:wps="http://schemas.microsoft.com/office/word/2010/wordprocessingShape" xmlns:o="urn:schemas-microsoft-com:office:office" xmlns:v="urn:schemas-microsoft-com:vml" xmlns:w10="urn:schemas-microsoft-com:office:word" xmlns:w="http://schemas.openxmlformats.org/wordprocessingml/2006/main" xmlns:w14="http://schemas.microsoft.com/office/word/2010/wordml" xmlns:w15="http://schemas.microsoft.com/office/word/2012/wordml" xmlns:w16cei="http://schemas.microsoft.com/office/word/2026/wordml/cei" xmlns:w16cex="http://schemas.microsoft.com/office/word/2018/wordml/cex" xmlns:w16cid="http://schemas.microsoft.com/office/word/2016/wordml/cid" xmlns:w16="http://schemas.microsoft.com/office/word/2018/wordml" xmlns:w16sdtdh="http://schemas.microsoft.com/office/word/2020/wordml/sdtdatahash" xmlns:w16sdtfl="http://schemas.microsoft.com/office/word/2024/wordml/sdtformatlock" xmlns:w16se="http://schemas.microsoft.com/office/word/2015/wordml/symex" xmlns:w16du="http://schemas.microsoft.com/office/word/2023/wordml/word16du" xmlns:wne="http://schemas.microsoft.com/office/word/2006/wordml" mc:Ignorable="w14 w15 w16se w16cid w16 w16cex w16sdtdh w16sdtfl w16du wp14">
   <w:abstractNum w:abstractNumId="0" w15:restartNumberingAfterBreak="0">
     <w:nsid w:val="FFFFFF1D"/>
     <w:multiLevelType w:val="multilevel"/>
@@ -2520,7 +3632,7 @@
 </file>
 
 <file path=word/styles.xml><?xml version="1.0" encoding="utf-8"?>
-<w:styles xmlns:mc="http://schemas.openxmlformats.org/markup-compatibility/2006" xmlns:r="http://schemas.openxmlformats.org/officeDocument/2006/relationships" xmlns:w="http://schemas.openxmlformats.org/wordprocessingml/2006/main" xmlns:w14="http://schemas.microsoft.com/office/word/2010/wordml" xmlns:w15="http://schemas.microsoft.com/office/word/2012/wordml" xmlns:w16cex="http://schemas.microsoft.com/office/word/2018/wordml/cex" xmlns:w16cid="http://schemas.microsoft.com/office/word/2016/wordml/cid" xmlns:w16="http://schemas.microsoft.com/office/word/2018/wordml" xmlns:w16du="http://schemas.microsoft.com/office/word/2023/wordml/word16du" xmlns:w16sdtdh="http://schemas.microsoft.com/office/word/2020/wordml/sdtdatahash" xmlns:w16sdtfl="http://schemas.microsoft.com/office/word/2024/wordml/sdtformatlock" xmlns:w16se="http://schemas.microsoft.com/office/word/2015/wordml/symex" mc:Ignorable="w14 w15 w16se w16cid w16 w16cex w16sdtdh w16sdtfl w16du">
+<w:styles xmlns:mc="http://schemas.openxmlformats.org/markup-compatibility/2006" xmlns:r="http://schemas.openxmlformats.org/officeDocument/2006/relationships" xmlns:w="http://schemas.openxmlformats.org/wordprocessingml/2006/main" xmlns:w14="http://schemas.microsoft.com/office/word/2010/wordml" xmlns:w15="http://schemas.microsoft.com/office/word/2012/wordml" xmlns:w16cex="http://schemas.microsoft.com/office/word/2018/wordml/cex" xmlns:w16cid="http://schemas.microsoft.com/office/word/2016/wordml/cid" xmlns:w16="http://schemas.microsoft.com/office/word/2018/wordml" xmlns:w16sdtdh="http://schemas.microsoft.com/office/word/2020/wordml/sdtdatahash" xmlns:w16sdtfl="http://schemas.microsoft.com/office/word/2024/wordml/sdtformatlock" xmlns:w16se="http://schemas.microsoft.com/office/word/2015/wordml/symex" xmlns:w16du="http://schemas.microsoft.com/office/word/2023/wordml/word16du" mc:Ignorable="w14 w15 w16se w16cid w16 w16cex w16sdtdh w16sdtfl w16du">
   <w:docDefaults>
     <w:rPrDefault>
       <w:rPr>

--- a/src/content/bios/Evans-L 2013.docx
+++ b/src/content/bios/Evans-L 2013.docx
@@ -94,16 +94,15 @@
       <w:r>
         <w:rPr>
           <w:rFonts w:ascii="Times New Roman" w:hAnsi="Times New Roman"/>
-          <w:noProof/>
           <w:sz w:val="24"/>
           <w:szCs w:val="24"/>
           <w:lang w:val="en-GB"/>
         </w:rPr>
         <w:drawing>
-          <wp:inline distT="0" distB="0" distL="0" distR="0" wp14:anchorId="08D8634C" wp14:editId="00A8620D">
-            <wp:extent cx="2155848" cy="2827798"/>
-            <wp:effectExtent l="0" t="0" r="3175" b="4445"/>
-            <wp:docPr id="438093309" name="Afbeelding 1"/>
+          <wp:inline distT="0" distB="0" distL="0" distR="0" wp14:anchorId="75867A0F" wp14:editId="0595C3E9">
+            <wp:extent cx="2616200" cy="3259164"/>
+            <wp:effectExtent l="0" t="0" r="0" b="5080"/>
+            <wp:docPr id="330790306" name="Afbeelding 1"/>
             <wp:cNvGraphicFramePr>
               <a:graphicFrameLocks xmlns:a="http://schemas.openxmlformats.org/drawingml/2006/main" noChangeAspect="1"/>
             </wp:cNvGraphicFramePr>
@@ -111,17 +110,11 @@
               <a:graphicData uri="http://schemas.openxmlformats.org/drawingml/2006/picture">
                 <pic:pic xmlns:pic="http://schemas.openxmlformats.org/drawingml/2006/picture">
                   <pic:nvPicPr>
-                    <pic:cNvPr id="438093309" name="Afbeelding 438093309"/>
+                    <pic:cNvPr id="330790306" name=""/>
                     <pic:cNvPicPr/>
                   </pic:nvPicPr>
                   <pic:blipFill>
-                    <a:blip r:embed="rId7" cstate="print">
-                      <a:extLst>
-                        <a:ext uri="{28A0092B-C50C-407E-A947-70E740481C1C}">
-                          <a14:useLocalDpi xmlns:a14="http://schemas.microsoft.com/office/drawing/2010/main" val="0"/>
-                        </a:ext>
-                      </a:extLst>
-                    </a:blip>
+                    <a:blip r:embed="rId7"/>
                     <a:stretch>
                       <a:fillRect/>
                     </a:stretch>
@@ -129,7 +122,7 @@
                   <pic:spPr>
                     <a:xfrm>
                       <a:off x="0" y="0"/>
-                      <a:ext cx="2174405" cy="2852139"/>
+                      <a:ext cx="2628304" cy="3274243"/>
                     </a:xfrm>
                     <a:prstGeom prst="rect">
                       <a:avLst/>
@@ -170,21 +163,31 @@
         <w:rPr>
           <w:lang w:val="en-GB"/>
         </w:rPr>
-        <w:t xml:space="preserve">Evans, 1958, The Brazilian National Archives, Public Domain / </w:t>
-      </w:r>
-      <w:proofErr w:type="spellStart"/>
-      <w:r>
-        <w:rPr>
-          <w:lang w:val="en-GB"/>
-        </w:rPr>
-        <w:t>Arquivo</w:t>
-      </w:r>
-      <w:proofErr w:type="spellEnd"/>
-      <w:r>
-        <w:rPr>
-          <w:lang w:val="en-GB"/>
-        </w:rPr>
-        <w:t xml:space="preserve"> National Collection</w:t>
+        <w:t xml:space="preserve">Evans, </w:t>
+      </w:r>
+      <w:r>
+        <w:rPr>
+          <w:lang w:val="en-GB"/>
+        </w:rPr>
+        <w:t>12 October 1954</w:t>
+      </w:r>
+      <w:r>
+        <w:rPr>
+          <w:lang w:val="en-GB"/>
+        </w:rPr>
+        <w:t xml:space="preserve">, </w:t>
+      </w:r>
+      <w:r>
+        <w:rPr>
+          <w:lang w:val="en-GB"/>
+        </w:rPr>
+        <w:t xml:space="preserve">UN </w:t>
+      </w:r>
+      <w:r>
+        <w:rPr>
+          <w:lang w:val="en-GB"/>
+        </w:rPr>
+        <w:t>New York, Photo UN7659387</w:t>
       </w:r>
     </w:p>
     <w:p>
@@ -389,14 +392,14 @@
         <w:rPr>
           <w:lang w:val="en-GB"/>
         </w:rPr>
-        <w:t xml:space="preserve"> his political connections brought Evans to the attention of the newly appointed Librarian of Congress, Archibald MacLeish, who offered him the job of Director of the Legislative Reference Service of the Library of Congress. Evans quickly became MacLeish’s principal lieutenant and within less than a year he became Chief Assistant Librarian (1940-1945) and managed a major administrative reorganization of the institution. During MacLeish’s frequent absences, as advisor to the President, he served as Acting Librarian of Congress. When MacLeish resigned to become Assistant Secretary of State, President Harry S Truman appointed Evans as the tenth Librarian of Congress, and he held this position from </w:t>
+        <w:t xml:space="preserve"> his political connections brought Evans to the attention of the newly appointed Librarian of Congress, Archibald MacLeish, who offered him the job of Director of the Legislative Reference Service of the Library of Congress. Evans quickly became MacLeish’s principal lieutenant and within less than a year he became Chief Assistant Librarian (1940-1945) and managed a major administrative reorganization of the institution. During MacLeish’s frequent absences, as advisor to the President, he served as Acting Librarian of Congress. When MacLeish resigned to become Assistant Secretary of State, President Harry S </w:t>
       </w:r>
       <w:r>
         <w:rPr>
           <w:lang w:val="en-GB"/>
         </w:rPr>
         <w:lastRenderedPageBreak/>
-        <w:t>1945 to 1953. Evans continued MacLeish’s efforts of contributing to the cultural and scholarly life of the nation and promoted the Library of Congress as a leader and partner among American libraries. During his tenure Evans greatly expanded the library’s collection and opposed</w:t>
+        <w:t>Truman appointed Evans as the tenth Librarian of Congress, and he held this position from 1945 to 1953. Evans continued MacLeish’s efforts of contributing to the cultural and scholarly life of the nation and promoted the Library of Congress as a leader and partner among American libraries. During his tenure Evans greatly expanded the library’s collection and opposed</w:t>
       </w:r>
       <w:r>
         <w:rPr>
@@ -625,14 +628,14 @@
         <w:rPr>
           <w:lang w:val="en-GB"/>
         </w:rPr>
-        <w:t xml:space="preserve"> and Jean Thomas competed with him. Hence Evans felt uncomfortable with the French, who favoured intellectual and scientific activities, compared to the Anglo-Saxon penchant for wide-scale educational projects. Unlike Torres Bodet, who used to speak in French and had surrounded himself with French collaborators, Evans spoke only in </w:t>
+        <w:t xml:space="preserve"> and Jean Thomas competed with him. Hence Evans felt uncomfortable with the French, who favoured intellectual and scientific activities, compared to the Anglo-Saxon penchant for wide-scale educational projects. Unlike Torres Bodet, who used </w:t>
       </w:r>
       <w:r>
         <w:rPr>
           <w:lang w:val="en-GB"/>
         </w:rPr>
         <w:lastRenderedPageBreak/>
-        <w:t xml:space="preserve">English and preferred Anglo-American collaborators. As a </w:t>
+        <w:t xml:space="preserve">to speak in French and had surrounded himself with French collaborators, Evans spoke only in English and preferred Anglo-American collaborators. As a </w:t>
       </w:r>
       <w:proofErr w:type="gramStart"/>
       <w:r>
@@ -799,20 +802,21 @@
           <w:bCs/>
           <w:lang w:val="en-GB"/>
         </w:rPr>
-        <w:t>As soon as the Soviet Union had entered UNESCO, the US government had asked him to keep a watch on Soviet actions within UNESCO. Evans, however, had refused, because he regarded this as inappropriate for his position. In 1954 he supported the Soviet demand to make Russian an official UNESCO language and i</w:t>
-      </w:r>
-      <w:r>
-        <w:rPr>
-          <w:lang w:val="en-GB"/>
-        </w:rPr>
-        <w:t xml:space="preserve">n 1955 he made an official trip to </w:t>
-      </w:r>
-      <w:r>
-        <w:rPr>
+        <w:t xml:space="preserve">As soon as the Soviet Union had entered UNESCO, the US government had asked him to keep a watch on Soviet actions within UNESCO. Evans, however, had refused, because he regarded this as inappropriate for his position. In 1954 he supported the Soviet </w:t>
+      </w:r>
+      <w:r>
+        <w:rPr>
+          <w:bCs/>
           <w:lang w:val="en-GB"/>
         </w:rPr>
         <w:lastRenderedPageBreak/>
-        <w:t xml:space="preserve">the Soviet Union, which impressed him. This positive view </w:t>
+        <w:t>demand to make Russian an official UNESCO language and i</w:t>
+      </w:r>
+      <w:r>
+        <w:rPr>
+          <w:lang w:val="en-GB"/>
+        </w:rPr>
+        <w:t xml:space="preserve">n 1955 he made an official trip to the Soviet Union, which impressed him. This positive view </w:t>
       </w:r>
       <w:r>
         <w:rPr>
@@ -1615,7 +1619,19 @@
           <w:shd w:val="clear" w:color="auto" w:fill="FFFFFF"/>
           <w:lang w:val="en-GB"/>
         </w:rPr>
-        <w:t>Some Aspects of International Relations in Culture and Education</w:t>
+        <w:t xml:space="preserve">Some Aspects of International Relations in Culture </w:t>
+      </w:r>
+      <w:r>
+        <w:rPr>
+          <w:rFonts w:ascii="Times New Roman" w:hAnsi="Times New Roman"/>
+          <w:i/>
+          <w:sz w:val="24"/>
+          <w:szCs w:val="24"/>
+          <w:shd w:val="clear" w:color="auto" w:fill="FFFFFF"/>
+          <w:lang w:val="en-GB"/>
+        </w:rPr>
+        <w:lastRenderedPageBreak/>
+        <w:t>and Education</w:t>
       </w:r>
       <w:r>
         <w:rPr>
@@ -1646,18 +1662,7 @@
           <w:shd w:val="clear" w:color="auto" w:fill="FFFFFF"/>
           <w:lang w:val="en-GB"/>
         </w:rPr>
-        <w:t xml:space="preserve">, Washington DC </w:t>
-      </w:r>
-      <w:r>
-        <w:rPr>
-          <w:rFonts w:ascii="Times New Roman" w:hAnsi="Times New Roman"/>
-          <w:sz w:val="24"/>
-          <w:szCs w:val="24"/>
-          <w:shd w:val="clear" w:color="auto" w:fill="FFFFFF"/>
-          <w:lang w:val="en-GB"/>
-        </w:rPr>
-        <w:lastRenderedPageBreak/>
-        <w:t xml:space="preserve">1962 (with G.E. Amstein); </w:t>
+        <w:t xml:space="preserve">, Washington DC 1962 (with G.E. Amstein); </w:t>
       </w:r>
       <w:r>
         <w:rPr>
